--- a/app/templates/laureles/AZUL.docx
+++ b/app/templates/laureles/AZUL.docx
@@ -7,7 +7,7 @@
         <w:autoSpaceDE w:val="0"/>
         <w:autoSpaceDN w:val="0"/>
         <w:adjustRightInd w:val="0"/>
-        <w:spacing w:line="324" w:lineRule="auto"/>
+        <w:spacing w:line="336" w:lineRule="auto"/>
         <w:jc w:val="center"/>
         <w:rPr>
           <w:rFonts w:ascii="Arial" w:hAnsi="Arial" w:cs="Arial"/>
@@ -33,7 +33,7 @@
         <w:autoSpaceDE w:val="0"/>
         <w:autoSpaceDN w:val="0"/>
         <w:adjustRightInd w:val="0"/>
-        <w:spacing w:line="324" w:lineRule="auto"/>
+        <w:spacing w:line="336" w:lineRule="auto"/>
         <w:jc w:val="center"/>
         <w:rPr>
           <w:rFonts w:ascii="Arial" w:hAnsi="Arial" w:cs="Arial"/>
@@ -44,7 +44,7 @@
     </w:p>
     <w:p>
       <w:pPr>
-        <w:spacing w:line="324" w:lineRule="auto"/>
+        <w:spacing w:line="336" w:lineRule="auto"/>
         <w:jc w:val="both"/>
         <w:rPr>
           <w:rFonts w:ascii="Arial" w:hAnsi="Arial" w:cs="Arial"/>
@@ -72,7 +72,7 @@
     </w:p>
     <w:p>
       <w:pPr>
-        <w:spacing w:line="324" w:lineRule="auto"/>
+        <w:spacing w:line="336" w:lineRule="auto"/>
         <w:jc w:val="both"/>
         <w:rPr>
           <w:rFonts w:ascii="Arial" w:hAnsi="Arial" w:cs="Arial"/>
@@ -154,6 +154,7 @@
         </w:rPr>
         <w:t xml:space="preserve"> </w:t>
       </w:r>
+      <w:bookmarkStart w:id="0" w:name="_Hlk224330719"/>
       <w:r>
         <w:rPr>
           <w:rFonts w:ascii="Arial" w:hAnsi="Arial" w:cs="Arial"/>
@@ -172,7 +173,7 @@
           <w:szCs w:val="18"/>
           <w:lang w:val="es-ES_tradnl"/>
         </w:rPr>
-        <w:t xml:space="preserve">, QUIEN ME MANIFESTO SER DE NACIONALIDAD PERUANA, IDENTIFICADO CON DOCUMENTO NACIONAL DE IDENTIDAD NUMERO 45234161, DE ESTADO CIVIL SOLTERO, DE PROFESION U OCUPACION: EMPRESARIO, CON DOMICILIO EN LA AV. 12 DE NOVIEMBRE 1596, DISTRITO DE FLORENCIA DE MORA, PROVINCIA DE TRUJILLO, DEPARTAMENTO DE LA LIBERTAD, </w:t>
+        <w:t xml:space="preserve">, QUIEN ME MANIFESTO SER DE NACIONALIDAD PERUANA, IDENTIFICADO CON DOCUMENTO NACIONAL DE IDENTIDAD NUMERO 45234161, DE ESTADO CIVIL SOLTERO, DE PROFESION U OCUPACION: EMPRESARIO, CON DOMICILIO EN LA PARCELA A1, CON U.C. 0775, LA MERCED III, DEL DISTRITO DE LAREDO, PROVINCIA DE TRUJILLO, DEPARTAMENTO DE LA LIBERTAD, </w:t>
       </w:r>
       <w:r>
         <w:rPr>
@@ -181,7 +182,17 @@
           <w:szCs w:val="18"/>
           <w:lang w:val="es-PE"/>
         </w:rPr>
-        <w:t xml:space="preserve">QUIEN INTERVIENE EN CALIDAD DE GERENTE GENERAL DE LA EMPRESA DENOMINADA </w:t>
+        <w:t>QUIEN INTERVIENE EN CALIDAD DE GERENTE GENERAL DE LA EMPRESA DENOMINADA</w:t>
+      </w:r>
+      <w:bookmarkEnd w:id="0"/>
+      <w:r>
+        <w:rPr>
+          <w:rFonts w:ascii="Arial" w:hAnsi="Arial" w:cs="Arial"/>
+          <w:sz w:val="18"/>
+          <w:szCs w:val="18"/>
+          <w:lang w:val="es-PE"/>
+        </w:rPr>
+        <w:t xml:space="preserve"> </w:t>
       </w:r>
       <w:r>
         <w:rPr>
@@ -367,6 +378,7 @@
         </w:rPr>
         <w:t xml:space="preserve"> </w:t>
       </w:r>
+      <w:bookmarkStart w:id="1" w:name="_Hlk224330770"/>
       <w:r>
         <w:rPr>
           <w:rFonts w:ascii="Arial" w:hAnsi="Arial" w:cs="Arial"/>
@@ -386,7 +398,16 @@
           <w:sz w:val="18"/>
           <w:szCs w:val="18"/>
         </w:rPr>
-        <w:t xml:space="preserve">, QUIEN ME MANIFESTO SER DE NACIONALIDAD: PERUANA; </w:t>
+        <w:t xml:space="preserve">, QUIEN ME MANIFESTO SER DE NACIONALIDAD: PERUANA; «IDENT» CON DOCUMENTO NACIONAL DE IDENTIDAD NUMERO: </w:t>
+      </w:r>
+      <w:r>
+        <w:rPr>
+          <w:rFonts w:ascii="Arial" w:hAnsi="Arial" w:cs="Arial"/>
+          <w:sz w:val="18"/>
+          <w:szCs w:val="18"/>
+          <w:lang w:val="es-ES_tradnl"/>
+        </w:rPr>
+        <w:t>«DNI»</w:t>
       </w:r>
       <w:r>
         <w:rPr>
@@ -396,7 +417,18 @@
           <w:sz w:val="18"/>
           <w:szCs w:val="18"/>
         </w:rPr>
-        <w:t>«_IDENT»</w:t>
+        <w:t xml:space="preserve">; DE ESTADO CIVIL: «ESTADO_CIVIL»; DE PROFESION U OCUPACION: «OCUPACION»; CON DOMICILIO EN «DIRECCION» Y </w:t>
+      </w:r>
+      <w:r>
+        <w:rPr>
+          <w:rFonts w:ascii="Arial" w:hAnsi="Arial" w:cs="Arial"/>
+          <w:b/>
+          <w:bCs/>
+          <w:sz w:val="18"/>
+          <w:szCs w:val="18"/>
+          <w:lang w:val="es-ES_tradnl"/>
+        </w:rPr>
+        <w:t>«COPROP»</w:t>
       </w:r>
       <w:r>
         <w:rPr>
@@ -406,7 +438,7 @@
           <w:sz w:val="18"/>
           <w:szCs w:val="18"/>
         </w:rPr>
-        <w:t xml:space="preserve"> CON DOCUMENTO NACIONAL DE IDENTIDAD NUMERO: </w:t>
+        <w:t xml:space="preserve">, QUIEN ME MANIFESTO SER DE NACIONALIDAD: PERUANA; «IDENT2» CON DOCUMENTO NACIONAL DE IDENTIDAD NUMERO: </w:t>
       </w:r>
       <w:r>
         <w:rPr>
@@ -415,7 +447,7 @@
           <w:szCs w:val="18"/>
           <w:lang w:val="es-ES_tradnl"/>
         </w:rPr>
-        <w:t>«_DNI»</w:t>
+        <w:t>«DNI2»</w:t>
       </w:r>
       <w:r>
         <w:rPr>
@@ -425,145 +457,212 @@
           <w:sz w:val="18"/>
           <w:szCs w:val="18"/>
         </w:rPr>
-        <w:t xml:space="preserve">; DE ESTADO CIVIL: </w:t>
-      </w:r>
-      <w:r>
-        <w:rPr>
-          <w:rFonts w:ascii="Arial" w:hAnsi="Arial" w:cs="Arial"/>
-          <w:bCs/>
-          <w:color w:val="000000"/>
-          <w:sz w:val="18"/>
-          <w:szCs w:val="18"/>
-        </w:rPr>
-        <w:t>«_ESTADO_CIVIL»</w:t>
-      </w:r>
-      <w:r>
-        <w:rPr>
-          <w:rFonts w:ascii="Arial" w:hAnsi="Arial" w:cs="Arial"/>
-          <w:bCs/>
-          <w:color w:val="000000"/>
-          <w:sz w:val="18"/>
-          <w:szCs w:val="18"/>
-        </w:rPr>
-        <w:t xml:space="preserve">; DE PROFESION U OCUPACION: </w:t>
-      </w:r>
-      <w:r>
-        <w:rPr>
-          <w:rFonts w:ascii="Arial" w:hAnsi="Arial" w:cs="Arial"/>
-          <w:bCs/>
-          <w:color w:val="000000"/>
-          <w:sz w:val="18"/>
-          <w:szCs w:val="18"/>
-        </w:rPr>
-        <w:t>«OCUPACION1»</w:t>
-      </w:r>
-      <w:r>
-        <w:rPr>
-          <w:rFonts w:ascii="Arial" w:hAnsi="Arial" w:cs="Arial"/>
-          <w:bCs/>
-          <w:color w:val="000000"/>
-          <w:sz w:val="18"/>
-          <w:szCs w:val="18"/>
-        </w:rPr>
-        <w:t xml:space="preserve">; CON DOMICILIO EN </w:t>
-      </w:r>
-      <w:r>
-        <w:rPr>
-          <w:rFonts w:ascii="Arial" w:hAnsi="Arial" w:cs="Arial"/>
-          <w:bCs/>
-          <w:color w:val="000000"/>
-          <w:sz w:val="18"/>
-          <w:szCs w:val="18"/>
-        </w:rPr>
-        <w:t>«DIRECCION1»</w:t>
-      </w:r>
-      <w:r>
-        <w:rPr>
-          <w:rFonts w:ascii="Arial" w:hAnsi="Arial" w:cs="Arial"/>
-          <w:bCs/>
-          <w:color w:val="000000"/>
-          <w:sz w:val="18"/>
-          <w:szCs w:val="18"/>
-        </w:rPr>
-        <w:t xml:space="preserve"> Y </w:t>
-      </w:r>
-      <w:r>
-        <w:rPr>
-          <w:rFonts w:ascii="Arial" w:hAnsi="Arial" w:cs="Arial"/>
-          <w:b/>
-          <w:bCs/>
-          <w:sz w:val="18"/>
-          <w:szCs w:val="18"/>
-          <w:lang w:val="es-ES_tradnl"/>
-        </w:rPr>
-        <w:t>«COPROPIETARIO»</w:t>
-      </w:r>
-      <w:r>
-        <w:rPr>
-          <w:rFonts w:ascii="Arial" w:hAnsi="Arial" w:cs="Arial"/>
-          <w:bCs/>
-          <w:color w:val="000000"/>
-          <w:sz w:val="18"/>
-          <w:szCs w:val="18"/>
-        </w:rPr>
-        <w:t xml:space="preserve">, QUIEN ME MANIFESTO SER DE NACIONALIDAD: PERUANA; «_IDENT_2» CON DOCUMENTO NACIONAL DE IDENTIDAD NUMERO: </w:t>
-      </w:r>
-      <w:r>
-        <w:rPr>
-          <w:rFonts w:ascii="Arial" w:hAnsi="Arial" w:cs="Arial"/>
-          <w:sz w:val="18"/>
-          <w:szCs w:val="18"/>
-          <w:lang w:val="es-ES_tradnl"/>
-        </w:rPr>
-        <w:t>«_DNI2»</w:t>
-      </w:r>
-      <w:r>
-        <w:rPr>
-          <w:rFonts w:ascii="Arial" w:hAnsi="Arial" w:cs="Arial"/>
-          <w:bCs/>
-          <w:color w:val="000000"/>
-          <w:sz w:val="18"/>
-          <w:szCs w:val="18"/>
-        </w:rPr>
-        <w:t>; DE ESTADO CIVIL: «_ESTADO_CIVIL_2»; DE PROFESION U OCUPACION: «OCUPACION2»; CON DOMICILIO EN «DIRECCION2»</w:t>
-      </w:r>
-      <w:r>
-        <w:rPr>
-          <w:rFonts w:ascii="Arial" w:hAnsi="Arial" w:cs="Arial"/>
-          <w:sz w:val="18"/>
-          <w:szCs w:val="18"/>
-        </w:rPr>
-        <w:t>; A QUIEN</w:t>
-      </w:r>
-      <w:r>
-        <w:rPr>
-          <w:rFonts w:ascii="Arial" w:hAnsi="Arial" w:cs="Arial"/>
-          <w:sz w:val="18"/>
-          <w:szCs w:val="18"/>
-        </w:rPr>
-        <w:t>ES</w:t>
-      </w:r>
-      <w:r>
-        <w:rPr>
-          <w:rFonts w:ascii="Arial" w:hAnsi="Arial" w:cs="Arial"/>
-          <w:sz w:val="18"/>
-          <w:szCs w:val="18"/>
-        </w:rPr>
-        <w:t xml:space="preserve"> EN ADELANTE SE LES DENOMINARA </w:t>
-      </w:r>
-      <w:r>
-        <w:rPr>
-          <w:rFonts w:ascii="Arial" w:hAnsi="Arial" w:cs="Arial"/>
-          <w:b/>
-          <w:bCs/>
-          <w:sz w:val="18"/>
-          <w:szCs w:val="18"/>
-        </w:rPr>
-        <w:t>LOS COMPRADORES</w:t>
-      </w:r>
-      <w:r>
-        <w:rPr>
-          <w:rFonts w:ascii="Arial" w:hAnsi="Arial" w:cs="Arial"/>
+        <w:t>; DE ESTADO CIVIL: «ESTADO_CIVIL2»; DE PROFESION U OCUPACION: «OCUPACION2»; CON DOMICILIO EN «DIRECCION2»</w:t>
+      </w:r>
+      <w:r>
+        <w:rPr>
+          <w:rFonts w:ascii="Arial" w:hAnsi="Arial" w:cs="Arial"/>
+          <w:sz w:val="18"/>
+          <w:szCs w:val="18"/>
+        </w:rPr>
+        <w:t xml:space="preserve">; A QUIENES EN ADELANTE SE LES DENOMINARA </w:t>
+      </w:r>
+      <w:r>
+        <w:rPr>
+          <w:rFonts w:ascii="Arial" w:hAnsi="Arial" w:cs="Arial"/>
+          <w:b/>
+          <w:bCs/>
+          <w:sz w:val="18"/>
+          <w:szCs w:val="18"/>
+        </w:rPr>
+        <w:t>«COMPRADOR»</w:t>
+      </w:r>
+      <w:r>
+        <w:rPr>
+          <w:rFonts w:ascii="Arial" w:hAnsi="Arial" w:cs="Arial"/>
+          <w:sz w:val="18"/>
+          <w:szCs w:val="18"/>
+        </w:rPr>
+        <w:t>; EN LOS TÉRMINOS Y CONDICIONES SIGUIENTES:</w:t>
+      </w:r>
+      <w:bookmarkEnd w:id="1"/>
+    </w:p>
+    <w:p>
+      <w:pPr>
+        <w:pStyle w:val="NormalWeb"/>
+        <w:spacing w:before="0" w:beforeAutospacing="0" w:after="0" w:afterAutospacing="0" w:line="336" w:lineRule="auto"/>
+        <w:jc w:val="both"/>
+        <w:rPr>
+          <w:rFonts w:ascii="Arial" w:hAnsi="Arial" w:cs="Arial"/>
+          <w:sz w:val="18"/>
+          <w:szCs w:val="18"/>
+        </w:rPr>
+      </w:pPr>
+      <w:proofErr w:type="gramStart"/>
+      <w:r>
+        <w:rPr>
+          <w:rFonts w:ascii="Arial" w:hAnsi="Arial" w:cs="Arial"/>
+          <w:b/>
+          <w:sz w:val="18"/>
+          <w:szCs w:val="18"/>
+          <w:u w:val="single"/>
+        </w:rPr>
+        <w:t>PRIMERA.-</w:t>
+      </w:r>
+      <w:proofErr w:type="gramEnd"/>
+      <w:r>
+        <w:rPr>
+          <w:rFonts w:ascii="Arial" w:hAnsi="Arial" w:cs="Arial"/>
+          <w:b/>
+          <w:sz w:val="18"/>
+          <w:szCs w:val="18"/>
+          <w:u w:val="single"/>
+        </w:rPr>
+        <w:t xml:space="preserve"> ANTECEDENTES </w:t>
+      </w:r>
+    </w:p>
+    <w:p>
+      <w:pPr>
+        <w:pStyle w:val="NormalWeb"/>
+        <w:spacing w:before="0" w:beforeAutospacing="0" w:after="0" w:afterAutospacing="0" w:line="336" w:lineRule="auto"/>
+        <w:jc w:val="both"/>
+        <w:rPr>
+          <w:rFonts w:ascii="Arial" w:hAnsi="Arial" w:cs="Arial"/>
+          <w:sz w:val="18"/>
+          <w:szCs w:val="18"/>
+        </w:rPr>
+      </w:pPr>
+      <w:r>
+        <w:rPr>
+          <w:rFonts w:ascii="Arial" w:hAnsi="Arial" w:cs="Arial"/>
+          <w:b/>
+          <w:sz w:val="18"/>
+          <w:szCs w:val="18"/>
+        </w:rPr>
+        <w:t>EL VENDEDOR</w:t>
+      </w:r>
+      <w:r>
+        <w:rPr>
+          <w:rFonts w:ascii="Arial" w:hAnsi="Arial" w:cs="Arial"/>
+          <w:sz w:val="18"/>
+          <w:szCs w:val="18"/>
+        </w:rPr>
+        <w:t xml:space="preserve"> ES PROPIETARIO DEL</w:t>
+      </w:r>
+      <w:r>
+        <w:rPr>
+          <w:rFonts w:ascii="Arial" w:eastAsia="Calibri" w:hAnsi="Arial" w:cs="Arial"/>
+          <w:sz w:val="18"/>
+          <w:szCs w:val="18"/>
+          <w:lang w:val="es-PE" w:eastAsia="en-US"/>
+        </w:rPr>
+        <w:t xml:space="preserve"> </w:t>
+      </w:r>
+      <w:r>
+        <w:rPr>
+          <w:rFonts w:ascii="Arial" w:hAnsi="Arial" w:cs="Arial"/>
+          <w:b/>
+          <w:bCs/>
+          <w:caps/>
+          <w:sz w:val="18"/>
+          <w:szCs w:val="18"/>
+        </w:rPr>
+        <w:t>PREDIO RURAL DENOMINADO BLOCK “C”, LOTE VD.144-III, DEL DISTRITO DE HUANCHACO, PROVINCIA DE TRUJILLO</w:t>
+      </w:r>
+      <w:r>
+        <w:rPr>
+          <w:rFonts w:ascii="Arial" w:hAnsi="Arial" w:cs="Arial"/>
+          <w:b/>
+          <w:sz w:val="18"/>
+          <w:szCs w:val="18"/>
+        </w:rPr>
+        <w:t>, DEPARTAMENTO DE LA LIBERTAD,</w:t>
+      </w:r>
+      <w:r>
+        <w:rPr>
+          <w:rFonts w:ascii="Arial" w:hAnsi="Arial" w:cs="Arial"/>
+          <w:sz w:val="18"/>
+          <w:szCs w:val="18"/>
+        </w:rPr>
+        <w:t xml:space="preserve"> CON UN AREA DE 2.00 HA (DOS HECTAREAS) CUYO DERECHO DE PROPIEDAD, LINDEROS, MEDIDAS PERIMETRICAS SE ENCUENTRAN INSCRITOS EN LA </w:t>
+      </w:r>
+      <w:r>
+        <w:rPr>
+          <w:rFonts w:ascii="Arial" w:hAnsi="Arial" w:cs="Arial"/>
+          <w:b/>
+          <w:sz w:val="18"/>
+          <w:szCs w:val="18"/>
+        </w:rPr>
+        <w:t xml:space="preserve">PARTIDA ELECTRONICA </w:t>
+      </w:r>
+      <w:proofErr w:type="spellStart"/>
+      <w:r>
+        <w:rPr>
+          <w:rFonts w:ascii="Arial" w:hAnsi="Arial" w:cs="Arial"/>
+          <w:b/>
+          <w:sz w:val="18"/>
+          <w:szCs w:val="18"/>
+        </w:rPr>
+        <w:t>Nº</w:t>
+      </w:r>
+      <w:proofErr w:type="spellEnd"/>
+      <w:r>
+        <w:rPr>
+          <w:rFonts w:ascii="Arial" w:hAnsi="Arial" w:cs="Arial"/>
+          <w:b/>
+          <w:sz w:val="18"/>
+          <w:szCs w:val="18"/>
+        </w:rPr>
+        <w:t xml:space="preserve"> 11095526</w:t>
+      </w:r>
+      <w:r>
+        <w:rPr>
+          <w:rFonts w:ascii="Arial" w:hAnsi="Arial" w:cs="Arial"/>
+          <w:sz w:val="18"/>
+          <w:szCs w:val="18"/>
+        </w:rPr>
+        <w:t>,</w:t>
+      </w:r>
+      <w:r>
+        <w:rPr>
+          <w:rFonts w:ascii="Arial" w:hAnsi="Arial" w:cs="Arial"/>
+          <w:b/>
+          <w:sz w:val="18"/>
+          <w:szCs w:val="18"/>
+        </w:rPr>
+        <w:t xml:space="preserve"> </w:t>
+      </w:r>
+      <w:r>
+        <w:rPr>
+          <w:rFonts w:ascii="Arial" w:hAnsi="Arial" w:cs="Arial"/>
+          <w:sz w:val="18"/>
+          <w:szCs w:val="18"/>
+        </w:rPr>
+        <w:t xml:space="preserve">DEL REGISTRO DE PREDIOS DE LA ZONA REGISTRAL </w:t>
+      </w:r>
+      <w:proofErr w:type="spellStart"/>
+      <w:r>
+        <w:rPr>
+          <w:rFonts w:ascii="Arial" w:hAnsi="Arial" w:cs="Arial"/>
+          <w:sz w:val="18"/>
+          <w:szCs w:val="18"/>
+        </w:rPr>
+        <w:t>Nº</w:t>
+      </w:r>
+      <w:proofErr w:type="spellEnd"/>
+      <w:r>
+        <w:rPr>
+          <w:rFonts w:ascii="Arial" w:hAnsi="Arial" w:cs="Arial"/>
+          <w:sz w:val="18"/>
+          <w:szCs w:val="18"/>
+        </w:rPr>
+        <w:t xml:space="preserve"> V – SEDE TRUJILLO, OFICINA REGISTRAL DE TRUJILLO</w:t>
+      </w:r>
+      <w:r>
+        <w:rPr>
+          <w:rFonts w:ascii="Arial" w:hAnsi="Arial" w:cs="Arial"/>
+          <w:bCs/>
+          <w:caps/>
           <w:sz w:val="18"/>
           <w:szCs w:val="18"/>
         </w:rPr>
@@ -575,13 +674,31 @@
           <w:sz w:val="18"/>
           <w:szCs w:val="18"/>
         </w:rPr>
-        <w:t xml:space="preserve"> EN LOS TÉRMINOS Y CONDICIONES SIGUIENTES: </w:t>
+        <w:t xml:space="preserve"> AL QUE EN ADELANTE SE LE DENOMINARA EL </w:t>
+      </w:r>
+      <w:r>
+        <w:rPr>
+          <w:rFonts w:ascii="Arial" w:hAnsi="Arial" w:cs="Arial"/>
+          <w:b/>
+          <w:bCs/>
+          <w:sz w:val="18"/>
+          <w:szCs w:val="18"/>
+        </w:rPr>
+        <w:t>PREDIO MATRIZ</w:t>
+      </w:r>
+      <w:r>
+        <w:rPr>
+          <w:rFonts w:ascii="Arial" w:hAnsi="Arial" w:cs="Arial"/>
+          <w:sz w:val="18"/>
+          <w:szCs w:val="18"/>
+        </w:rPr>
+        <w:t xml:space="preserve">. </w:t>
       </w:r>
     </w:p>
     <w:p>
       <w:pPr>
         <w:pStyle w:val="NormalWeb"/>
-        <w:spacing w:before="0" w:beforeAutospacing="0" w:after="0" w:afterAutospacing="0" w:line="324" w:lineRule="auto"/>
+        <w:spacing w:before="0" w:beforeAutospacing="0" w:after="0" w:afterAutospacing="0" w:line="336" w:lineRule="auto"/>
         <w:jc w:val="both"/>
         <w:rPr>
           <w:rFonts w:ascii="Arial" w:hAnsi="Arial" w:cs="Arial"/>
@@ -589,135 +706,511 @@
           <w:szCs w:val="18"/>
         </w:rPr>
       </w:pPr>
+      <w:r>
+        <w:rPr>
+          <w:rFonts w:ascii="Arial" w:hAnsi="Arial" w:cs="Arial"/>
+          <w:sz w:val="18"/>
+          <w:szCs w:val="18"/>
+        </w:rPr>
+        <w:t xml:space="preserve">SOBRE EL INMUEBLE ANTES MENCIONADO </w:t>
+      </w:r>
+      <w:r>
+        <w:rPr>
+          <w:rFonts w:ascii="Arial" w:hAnsi="Arial" w:cs="Arial"/>
+          <w:b/>
+          <w:bCs/>
+          <w:sz w:val="18"/>
+          <w:szCs w:val="18"/>
+        </w:rPr>
+        <w:t>LA VENDEDORA</w:t>
+      </w:r>
+      <w:r>
+        <w:rPr>
+          <w:rFonts w:ascii="Arial" w:hAnsi="Arial" w:cs="Arial"/>
+          <w:sz w:val="18"/>
+          <w:szCs w:val="18"/>
+        </w:rPr>
+        <w:t xml:space="preserve"> HA PLANIFICADO EJECUTAR UN PROYECTO INMOBILIARIO </w:t>
+      </w:r>
+      <w:r>
+        <w:rPr>
+          <w:rFonts w:ascii="Arial" w:hAnsi="Arial" w:cs="Arial"/>
+          <w:sz w:val="18"/>
+          <w:szCs w:val="18"/>
+        </w:rPr>
+        <w:t>DE LOTIZACION</w:t>
+      </w:r>
+      <w:r>
+        <w:rPr>
+          <w:rFonts w:ascii="Arial" w:hAnsi="Arial" w:cs="Arial"/>
+          <w:sz w:val="18"/>
+          <w:szCs w:val="18"/>
+        </w:rPr>
+        <w:t xml:space="preserve"> DENOMINADO </w:t>
+      </w:r>
+      <w:r>
+        <w:rPr>
+          <w:rFonts w:ascii="Arial" w:hAnsi="Arial" w:cs="Arial"/>
+          <w:b/>
+          <w:bCs/>
+          <w:sz w:val="18"/>
+          <w:szCs w:val="18"/>
+        </w:rPr>
+        <w:t>“</w:t>
+      </w:r>
+      <w:r>
+        <w:rPr>
+          <w:rFonts w:ascii="Arial" w:hAnsi="Arial" w:cs="Arial"/>
+          <w:b/>
+          <w:bCs/>
+          <w:sz w:val="18"/>
+          <w:szCs w:val="18"/>
+        </w:rPr>
+        <w:t>RESIDENCIAL LOS LAURELES DE CASTILLA</w:t>
+      </w:r>
+      <w:r>
+        <w:rPr>
+          <w:rFonts w:ascii="Arial" w:hAnsi="Arial" w:cs="Arial"/>
+          <w:b/>
+          <w:bCs/>
+          <w:sz w:val="18"/>
+          <w:szCs w:val="18"/>
+        </w:rPr>
+        <w:t>”</w:t>
+      </w:r>
+      <w:r>
+        <w:rPr>
+          <w:rFonts w:ascii="Arial" w:hAnsi="Arial" w:cs="Arial"/>
+          <w:sz w:val="18"/>
+          <w:szCs w:val="18"/>
+        </w:rPr>
+        <w:t xml:space="preserve">, </w:t>
+      </w:r>
+      <w:r>
+        <w:rPr>
+          <w:rFonts w:ascii="Arial" w:hAnsi="Arial" w:cs="Arial"/>
+          <w:sz w:val="18"/>
+          <w:szCs w:val="18"/>
+        </w:rPr>
+        <w:t xml:space="preserve">CUYAS CARACTERISTICAS ESTAN SEÑALADAS EN LA MEMORIA DESCRIPTIVA AL CUAL TIENE LIBRE ACCESO </w:t>
+      </w:r>
+      <w:r>
+        <w:rPr>
+          <w:rFonts w:ascii="Arial" w:hAnsi="Arial" w:cs="Arial"/>
+          <w:b/>
+          <w:bCs/>
+          <w:sz w:val="18"/>
+          <w:szCs w:val="18"/>
+        </w:rPr>
+        <w:t>«COMPRADOR»</w:t>
+      </w:r>
+      <w:r>
+        <w:rPr>
+          <w:rFonts w:ascii="Arial" w:hAnsi="Arial" w:cs="Arial"/>
+          <w:sz w:val="18"/>
+          <w:szCs w:val="18"/>
+        </w:rPr>
+        <w:t xml:space="preserve">; QUE ES MATERIA DE VENTA COMO BIEN FUTURO, Y QUE EN ADELANTE SERÁ DENOMINADO COMO </w:t>
+      </w:r>
+      <w:r>
+        <w:rPr>
+          <w:rFonts w:ascii="Arial" w:hAnsi="Arial" w:cs="Arial"/>
+          <w:b/>
+          <w:bCs/>
+          <w:sz w:val="18"/>
+          <w:szCs w:val="18"/>
+        </w:rPr>
+        <w:t>EL INMUEBLE</w:t>
+      </w:r>
+      <w:r>
+        <w:rPr>
+          <w:rFonts w:ascii="Arial" w:hAnsi="Arial" w:cs="Arial"/>
+          <w:sz w:val="18"/>
+          <w:szCs w:val="18"/>
+        </w:rPr>
+        <w:t xml:space="preserve">. </w:t>
+      </w:r>
+    </w:p>
+    <w:p>
+      <w:pPr>
+        <w:pStyle w:val="NormalWeb"/>
+        <w:spacing w:before="0" w:beforeAutospacing="0" w:after="0" w:afterAutospacing="0" w:line="336" w:lineRule="auto"/>
+        <w:jc w:val="both"/>
+        <w:rPr>
+          <w:rFonts w:ascii="Arial" w:hAnsi="Arial" w:cs="Arial"/>
+          <w:sz w:val="18"/>
+          <w:szCs w:val="18"/>
+        </w:rPr>
+      </w:pPr>
+      <w:r>
+        <w:rPr>
+          <w:rFonts w:ascii="Arial" w:hAnsi="Arial" w:cs="Arial"/>
+          <w:sz w:val="18"/>
+          <w:szCs w:val="18"/>
+        </w:rPr>
+        <w:t xml:space="preserve">AMBAS PARTES CELEBRAN ESTE CONTRATO DE COMPRAVENTA DE BIEN FUTURO, CONFORME A LO ESTABLECIDO POR EL ARTÍCULO 1534° DEL CÓDIGO CIVIL, RESPECTO DE EL INMUEBLE ANTES MENCIONADO, EL MISMO QUE SERA UN LOTE DEL PREDIO MATRIZ DESCRITO EN EL PRIMER PARRAFO DE LA PRESENTE CLAUSULA. </w:t>
+      </w:r>
+    </w:p>
+    <w:p>
+      <w:pPr>
+        <w:pStyle w:val="NormalWeb"/>
+        <w:spacing w:before="0" w:beforeAutospacing="0" w:after="0" w:afterAutospacing="0" w:line="336" w:lineRule="auto"/>
+        <w:jc w:val="both"/>
+        <w:rPr>
+          <w:rFonts w:ascii="Arial" w:hAnsi="Arial" w:cs="Arial"/>
+          <w:sz w:val="18"/>
+          <w:szCs w:val="18"/>
+        </w:rPr>
+      </w:pPr>
       <w:proofErr w:type="gramStart"/>
       <w:r>
         <w:rPr>
           <w:rFonts w:ascii="Arial" w:hAnsi="Arial" w:cs="Arial"/>
           <w:b/>
-          <w:sz w:val="18"/>
-          <w:szCs w:val="18"/>
-          <w:u w:val="single"/>
-        </w:rPr>
-        <w:t>PRIMERA.-</w:t>
+          <w:bCs/>
+          <w:sz w:val="18"/>
+          <w:szCs w:val="18"/>
+          <w:lang w:eastAsia="en-US"/>
+        </w:rPr>
+        <w:t>SEGUNDA.-</w:t>
       </w:r>
       <w:proofErr w:type="gramEnd"/>
       <w:r>
         <w:rPr>
           <w:rFonts w:ascii="Arial" w:hAnsi="Arial" w:cs="Arial"/>
           <w:b/>
-          <w:sz w:val="18"/>
-          <w:szCs w:val="18"/>
-          <w:u w:val="single"/>
-        </w:rPr>
-        <w:t xml:space="preserve"> ANTECEDENTES </w:t>
+          <w:bCs/>
+          <w:sz w:val="18"/>
+          <w:szCs w:val="18"/>
+          <w:lang w:eastAsia="en-US"/>
+        </w:rPr>
+        <w:t xml:space="preserve"> </w:t>
+      </w:r>
+      <w:r>
+        <w:rPr>
+          <w:rFonts w:ascii="Arial" w:hAnsi="Arial" w:cs="Arial"/>
+          <w:sz w:val="18"/>
+          <w:szCs w:val="18"/>
+        </w:rPr>
+        <w:t xml:space="preserve">SOBRE LA CELEBRACIÓN DEL CONTRATO PREPARATORIO DE COMPRAVENTA DE BIEN FUTURO. </w:t>
       </w:r>
     </w:p>
     <w:p>
       <w:pPr>
         <w:pStyle w:val="NormalWeb"/>
-        <w:spacing w:before="0" w:beforeAutospacing="0" w:after="0" w:afterAutospacing="0" w:line="324" w:lineRule="auto"/>
+        <w:spacing w:before="0" w:beforeAutospacing="0" w:after="0" w:afterAutospacing="0" w:line="336" w:lineRule="auto"/>
         <w:jc w:val="both"/>
         <w:rPr>
-          <w:rFonts w:ascii="Arial" w:hAnsi="Arial" w:cs="Arial"/>
-          <w:sz w:val="18"/>
-          <w:szCs w:val="18"/>
-        </w:rPr>
-      </w:pPr>
-      <w:r>
-        <w:rPr>
-          <w:rFonts w:ascii="Arial" w:hAnsi="Arial" w:cs="Arial"/>
-          <w:b/>
-          <w:sz w:val="18"/>
-          <w:szCs w:val="18"/>
-        </w:rPr>
-        <w:t>EL VENDEDOR</w:t>
-      </w:r>
-      <w:r>
-        <w:rPr>
-          <w:rFonts w:ascii="Arial" w:hAnsi="Arial" w:cs="Arial"/>
-          <w:sz w:val="18"/>
-          <w:szCs w:val="18"/>
-        </w:rPr>
-        <w:t xml:space="preserve"> ES PROPIETARIO DEL</w:t>
-      </w:r>
-      <w:r>
-        <w:rPr>
-          <w:rFonts w:ascii="Arial" w:eastAsia="Calibri" w:hAnsi="Arial" w:cs="Arial"/>
-          <w:sz w:val="18"/>
-          <w:szCs w:val="18"/>
-          <w:lang w:val="es-PE" w:eastAsia="en-US"/>
+          <w:rFonts w:ascii="Arial" w:eastAsia="Times New Roman" w:hAnsi="Arial" w:cs="Arial"/>
+          <w:sz w:val="18"/>
+          <w:szCs w:val="18"/>
+          <w:lang w:eastAsia="en-US"/>
+        </w:rPr>
+      </w:pPr>
+      <w:r>
+        <w:rPr>
+          <w:rFonts w:ascii="Arial" w:eastAsia="Times New Roman" w:hAnsi="Arial" w:cs="Arial"/>
+          <w:sz w:val="18"/>
+          <w:szCs w:val="18"/>
+          <w:lang w:eastAsia="en-US"/>
+        </w:rPr>
+        <w:t>LAS PARTES DECLARAN QUE, CON ANTERIORIDAD A LA SUSCRIPCIÓN DEL PRESENTE CONTRATO, EL COMPRADOR SUSCRIBIÓ CON LA VENDEDORA UNA FICHA DE SEPARACIÓN Y, DE SER EL CASO, UN CONTRATO DE PROMESA DE VENTA RESPECTO DEL BIEN MATERIA DE LA PRESENTE COMPRAVENTA.</w:t>
+      </w:r>
+    </w:p>
+    <w:p>
+      <w:pPr>
+        <w:pStyle w:val="NormalWeb"/>
+        <w:spacing w:before="0" w:beforeAutospacing="0" w:after="0" w:afterAutospacing="0" w:line="336" w:lineRule="auto"/>
+        <w:jc w:val="both"/>
+        <w:rPr>
+          <w:rFonts w:ascii="Arial" w:eastAsia="Times New Roman" w:hAnsi="Arial" w:cs="Arial"/>
+          <w:sz w:val="18"/>
+          <w:szCs w:val="18"/>
+          <w:lang w:eastAsia="en-US"/>
+        </w:rPr>
+      </w:pPr>
+      <w:r>
+        <w:rPr>
+          <w:rFonts w:ascii="Arial" w:eastAsia="Times New Roman" w:hAnsi="Arial" w:cs="Arial"/>
+          <w:sz w:val="18"/>
+          <w:szCs w:val="18"/>
+          <w:lang w:eastAsia="en-US"/>
+        </w:rPr>
+        <w:lastRenderedPageBreak/>
+        <w:t>ASIMISMO, LAS PARTES ACUERDAN QUE, EN CASO DE DISCREPANCIA O DISCONFORMIDAD ENTRE LO ESTABLECIDO EN DICHOS DOCUMENTOS Y EL PRESENTE CONTRATO DEFINITIVO DE COMPRAVENTA, PREVALECERÁ LO DISPUESTO EN ESTE ÚLTIMO.</w:t>
+      </w:r>
+    </w:p>
+    <w:p>
+      <w:pPr>
+        <w:pStyle w:val="NormalWeb"/>
+        <w:spacing w:before="0" w:beforeAutospacing="0" w:after="0" w:afterAutospacing="0" w:line="336" w:lineRule="auto"/>
+        <w:jc w:val="both"/>
+        <w:rPr>
+          <w:rFonts w:ascii="Arial" w:hAnsi="Arial" w:cs="Arial"/>
+          <w:sz w:val="18"/>
+          <w:szCs w:val="18"/>
+        </w:rPr>
+      </w:pPr>
+      <w:proofErr w:type="gramStart"/>
+      <w:r>
+        <w:rPr>
+          <w:rFonts w:ascii="Arial" w:hAnsi="Arial" w:cs="Arial"/>
+          <w:b/>
+          <w:bCs/>
+          <w:sz w:val="18"/>
+          <w:szCs w:val="18"/>
+        </w:rPr>
+        <w:t>TERCERA</w:t>
+      </w:r>
+      <w:r>
+        <w:rPr>
+          <w:rFonts w:ascii="Arial" w:hAnsi="Arial" w:cs="Arial"/>
+          <w:sz w:val="18"/>
+          <w:szCs w:val="18"/>
+        </w:rPr>
+        <w:t>.-</w:t>
+      </w:r>
+      <w:proofErr w:type="gramEnd"/>
+      <w:r>
+        <w:rPr>
+          <w:rFonts w:ascii="Arial" w:hAnsi="Arial" w:cs="Arial"/>
+          <w:sz w:val="18"/>
+          <w:szCs w:val="18"/>
+        </w:rPr>
+        <w:t xml:space="preserve"> IMPORTE DE VENTA Y FORMA DE PAGO: </w:t>
+      </w:r>
+    </w:p>
+    <w:p>
+      <w:pPr>
+        <w:pStyle w:val="NormalWeb"/>
+        <w:spacing w:before="0" w:beforeAutospacing="0" w:after="0" w:afterAutospacing="0" w:line="336" w:lineRule="auto"/>
+        <w:jc w:val="both"/>
+        <w:rPr>
+          <w:rFonts w:ascii="Arial" w:hAnsi="Arial" w:cs="Arial"/>
+          <w:sz w:val="18"/>
+          <w:szCs w:val="18"/>
+        </w:rPr>
+      </w:pPr>
+      <w:r>
+        <w:rPr>
+          <w:rFonts w:ascii="Arial" w:hAnsi="Arial" w:cs="Arial"/>
+          <w:sz w:val="18"/>
+          <w:szCs w:val="18"/>
+        </w:rPr>
+        <w:t xml:space="preserve">POR INTERMEDIO DEL PRESENTE CONTRATO, </w:t>
+      </w:r>
+      <w:r>
+        <w:rPr>
+          <w:rFonts w:ascii="Arial" w:hAnsi="Arial" w:cs="Arial"/>
+          <w:b/>
+          <w:bCs/>
+          <w:sz w:val="18"/>
+          <w:szCs w:val="18"/>
+        </w:rPr>
+        <w:t>LA VENDEDORA</w:t>
+      </w:r>
+      <w:r>
+        <w:rPr>
+          <w:rFonts w:ascii="Arial" w:hAnsi="Arial" w:cs="Arial"/>
+          <w:sz w:val="18"/>
+          <w:szCs w:val="18"/>
+        </w:rPr>
+        <w:t xml:space="preserve">, TRANSFIERE, EN VENTA REAL Y ENAJENACION PERPETUA, EL </w:t>
+      </w:r>
+      <w:r>
+        <w:rPr>
+          <w:rFonts w:ascii="Arial" w:hAnsi="Arial" w:cs="Arial"/>
+          <w:b/>
+          <w:bCs/>
+          <w:sz w:val="18"/>
+          <w:szCs w:val="18"/>
+        </w:rPr>
+        <w:t xml:space="preserve">LOTE «LOTE», </w:t>
+      </w:r>
+      <w:r>
+        <w:rPr>
+          <w:rFonts w:ascii="Arial" w:hAnsi="Arial" w:cs="Arial"/>
+          <w:sz w:val="18"/>
+          <w:szCs w:val="18"/>
+        </w:rPr>
+        <w:t xml:space="preserve">DE LA </w:t>
+      </w:r>
+      <w:r>
+        <w:rPr>
+          <w:rFonts w:ascii="Arial" w:hAnsi="Arial" w:cs="Arial"/>
+          <w:b/>
+          <w:bCs/>
+          <w:sz w:val="18"/>
+          <w:szCs w:val="18"/>
+        </w:rPr>
+        <w:t xml:space="preserve">MANZANA «MZ», </w:t>
+      </w:r>
+      <w:r>
+        <w:rPr>
+          <w:rFonts w:ascii="Arial" w:hAnsi="Arial" w:cs="Arial"/>
+          <w:sz w:val="18"/>
+          <w:szCs w:val="18"/>
+        </w:rPr>
+        <w:t xml:space="preserve">CON UN AREA DE </w:t>
+      </w:r>
+      <w:r>
+        <w:rPr>
+          <w:rFonts w:ascii="Arial" w:hAnsi="Arial" w:cs="Arial"/>
+          <w:b/>
+          <w:bCs/>
+          <w:sz w:val="18"/>
+          <w:szCs w:val="18"/>
+        </w:rPr>
+        <w:t xml:space="preserve">«AREA» M2 («AREA_TEXTO» METROS CUADRADOS) </w:t>
+      </w:r>
+      <w:r>
+        <w:rPr>
+          <w:rFonts w:ascii="Arial" w:hAnsi="Arial" w:cs="Arial"/>
+          <w:sz w:val="18"/>
+          <w:szCs w:val="18"/>
+        </w:rPr>
+        <w:t xml:space="preserve">DEL PROYECTO DENOMINADO </w:t>
+      </w:r>
+      <w:r>
+        <w:rPr>
+          <w:rFonts w:ascii="Arial" w:hAnsi="Arial" w:cs="Arial"/>
+          <w:b/>
+          <w:bCs/>
+          <w:sz w:val="18"/>
+          <w:szCs w:val="18"/>
+        </w:rPr>
+        <w:t>“</w:t>
+      </w:r>
+      <w:r>
+        <w:rPr>
+          <w:rFonts w:ascii="Arial" w:hAnsi="Arial" w:cs="Arial"/>
+          <w:b/>
+          <w:bCs/>
+          <w:sz w:val="18"/>
+          <w:szCs w:val="18"/>
+        </w:rPr>
+        <w:t>RESIDENCIAL LOS LAURELES DE CASTILLA</w:t>
+      </w:r>
+      <w:r>
+        <w:rPr>
+          <w:rFonts w:ascii="Arial" w:hAnsi="Arial" w:cs="Arial"/>
+          <w:b/>
+          <w:bCs/>
+          <w:sz w:val="18"/>
+          <w:szCs w:val="18"/>
+        </w:rPr>
+        <w:t>”</w:t>
+      </w:r>
+      <w:r>
+        <w:rPr>
+          <w:rFonts w:ascii="Arial" w:hAnsi="Arial" w:cs="Arial"/>
+          <w:sz w:val="18"/>
+          <w:szCs w:val="18"/>
         </w:rPr>
         <w:t xml:space="preserve"> </w:t>
       </w:r>
       <w:r>
         <w:rPr>
           <w:rFonts w:ascii="Arial" w:hAnsi="Arial" w:cs="Arial"/>
-          <w:b/>
-          <w:bCs/>
-          <w:caps/>
-          <w:sz w:val="18"/>
-          <w:szCs w:val="18"/>
-        </w:rPr>
-        <w:t>PREDIO RURAL DENOMINADO BLOCK “C”, LOTE VD.144-III, DEL DISTRITO DE HUANCHACO, PROVINCIA DE TRUJILLO</w:t>
-      </w:r>
-      <w:r>
-        <w:rPr>
-          <w:rFonts w:ascii="Arial" w:hAnsi="Arial" w:cs="Arial"/>
-          <w:b/>
-          <w:sz w:val="18"/>
-          <w:szCs w:val="18"/>
-        </w:rPr>
-        <w:t>, DEPARTAMENTO DE LA LIBERTAD,</w:t>
-      </w:r>
-      <w:r>
-        <w:rPr>
-          <w:rFonts w:ascii="Arial" w:hAnsi="Arial" w:cs="Arial"/>
-          <w:sz w:val="18"/>
-          <w:szCs w:val="18"/>
-        </w:rPr>
-        <w:t xml:space="preserve"> CON UN AREA DE 2.00 HA (DOS HECTAREAS) CUYO DERECHO DE PROPIEDAD, LINDEROS, MEDIDAS PERIMETRICAS SE ENCUENTRAN INSCRITOS EN LA </w:t>
-      </w:r>
-      <w:r>
-        <w:rPr>
-          <w:rFonts w:ascii="Arial" w:hAnsi="Arial" w:cs="Arial"/>
-          <w:b/>
-          <w:sz w:val="18"/>
-          <w:szCs w:val="18"/>
-        </w:rPr>
-        <w:t xml:space="preserve">PARTIDA ELECTRONICA </w:t>
-      </w:r>
-      <w:proofErr w:type="spellStart"/>
-      <w:r>
-        <w:rPr>
-          <w:rFonts w:ascii="Arial" w:hAnsi="Arial" w:cs="Arial"/>
-          <w:b/>
-          <w:sz w:val="18"/>
-          <w:szCs w:val="18"/>
-        </w:rPr>
-        <w:t>Nº</w:t>
-      </w:r>
-      <w:proofErr w:type="spellEnd"/>
-      <w:r>
-        <w:rPr>
-          <w:rFonts w:ascii="Arial" w:hAnsi="Arial" w:cs="Arial"/>
-          <w:b/>
-          <w:sz w:val="18"/>
-          <w:szCs w:val="18"/>
-        </w:rPr>
-        <w:t xml:space="preserve"> 11095526</w:t>
-      </w:r>
-      <w:r>
-        <w:rPr>
-          <w:rFonts w:ascii="Arial" w:hAnsi="Arial" w:cs="Arial"/>
-          <w:sz w:val="18"/>
-          <w:szCs w:val="18"/>
-        </w:rPr>
-        <w:t>,</w:t>
-      </w:r>
-      <w:r>
-        <w:rPr>
-          <w:rFonts w:ascii="Arial" w:hAnsi="Arial" w:cs="Arial"/>
-          <w:b/>
+          <w:sz w:val="18"/>
+          <w:szCs w:val="18"/>
+        </w:rPr>
+        <w:t xml:space="preserve">A FAVOR DE </w:t>
+      </w:r>
+      <w:r>
+        <w:rPr>
+          <w:rFonts w:ascii="Arial" w:hAnsi="Arial" w:cs="Arial"/>
+          <w:b/>
+          <w:bCs/>
+          <w:sz w:val="18"/>
+          <w:szCs w:val="18"/>
+        </w:rPr>
+        <w:t>«COMPRADOR»</w:t>
+      </w:r>
+      <w:r>
+        <w:rPr>
+          <w:rFonts w:ascii="Arial" w:hAnsi="Arial" w:cs="Arial"/>
+          <w:sz w:val="18"/>
+          <w:szCs w:val="18"/>
+        </w:rPr>
+        <w:t xml:space="preserve">, POR LA SUMA TOTAL DE </w:t>
+      </w:r>
+      <w:r>
+        <w:rPr>
+          <w:rFonts w:ascii="Arial" w:hAnsi="Arial" w:cs="Arial"/>
+          <w:b/>
+          <w:sz w:val="18"/>
+          <w:szCs w:val="18"/>
+        </w:rPr>
+        <w:t>US$«PRECIO» («PRECIO_TEXTO» Y «PRECIO_</w:t>
+      </w:r>
+      <w:proofErr w:type="gramStart"/>
+      <w:r>
+        <w:rPr>
+          <w:rFonts w:ascii="Arial" w:hAnsi="Arial" w:cs="Arial"/>
+          <w:b/>
+          <w:sz w:val="18"/>
+          <w:szCs w:val="18"/>
+        </w:rPr>
+        <w:t>DECIMAL»/</w:t>
+      </w:r>
+      <w:proofErr w:type="gramEnd"/>
+      <w:r>
+        <w:rPr>
+          <w:rFonts w:ascii="Arial" w:hAnsi="Arial" w:cs="Arial"/>
+          <w:b/>
+          <w:sz w:val="18"/>
+          <w:szCs w:val="18"/>
+        </w:rPr>
+        <w:t>100 DOLARES AMERICANOS)</w:t>
+      </w:r>
+      <w:r>
+        <w:rPr>
+          <w:rFonts w:ascii="Arial" w:hAnsi="Arial" w:cs="Arial"/>
+          <w:sz w:val="18"/>
+          <w:szCs w:val="18"/>
+        </w:rPr>
+        <w:t xml:space="preserve">. </w:t>
+      </w:r>
+    </w:p>
+    <w:p>
+      <w:pPr>
+        <w:pStyle w:val="NormalWeb"/>
+        <w:spacing w:before="0" w:beforeAutospacing="0" w:after="0" w:afterAutospacing="0" w:line="336" w:lineRule="auto"/>
+        <w:jc w:val="both"/>
+        <w:rPr>
+          <w:rFonts w:ascii="Arial" w:hAnsi="Arial" w:cs="Arial"/>
+          <w:sz w:val="18"/>
+          <w:szCs w:val="18"/>
+        </w:rPr>
+      </w:pPr>
+      <w:r>
+        <w:rPr>
+          <w:rFonts w:ascii="Arial" w:hAnsi="Arial" w:cs="Arial"/>
+          <w:sz w:val="18"/>
+          <w:szCs w:val="18"/>
+        </w:rPr>
+        <w:t xml:space="preserve">LA PRESENTE COMPRAVENTA SE ENCUENTRA SUJETA A LA CONDICIÓN SUSPENSIVA QUE DICHO INMUEBLE LLEGUE A </w:t>
+      </w:r>
+      <w:r>
+        <w:rPr>
+          <w:rFonts w:ascii="Arial" w:hAnsi="Arial" w:cs="Arial"/>
+          <w:sz w:val="18"/>
+          <w:szCs w:val="18"/>
+        </w:rPr>
+        <w:t>INDEPENDIZARSE</w:t>
+      </w:r>
+      <w:r>
+        <w:rPr>
+          <w:rFonts w:ascii="Arial" w:hAnsi="Arial" w:cs="Arial"/>
+          <w:sz w:val="18"/>
+          <w:szCs w:val="18"/>
+        </w:rPr>
+        <w:t>, Y TRATANDOSE DE BIEN FUTURO, EL PRECIO TOTAL ANTES INDICADO,</w:t>
+      </w:r>
+      <w:r>
+        <w:rPr>
+          <w:rFonts w:ascii="Arial" w:hAnsi="Arial" w:cs="Arial"/>
           <w:sz w:val="18"/>
           <w:szCs w:val="18"/>
         </w:rPr>
@@ -729,83 +1222,13 @@
           <w:sz w:val="18"/>
           <w:szCs w:val="18"/>
         </w:rPr>
-        <w:t xml:space="preserve">DEL REGISTRO DE PREDIOS DE LA ZONA REGISTRAL </w:t>
-      </w:r>
-      <w:proofErr w:type="spellStart"/>
-      <w:r>
-        <w:rPr>
-          <w:rFonts w:ascii="Arial" w:hAnsi="Arial" w:cs="Arial"/>
-          <w:sz w:val="18"/>
-          <w:szCs w:val="18"/>
-        </w:rPr>
-        <w:t>Nº</w:t>
-      </w:r>
-      <w:proofErr w:type="spellEnd"/>
-      <w:r>
-        <w:rPr>
-          <w:rFonts w:ascii="Arial" w:hAnsi="Arial" w:cs="Arial"/>
-          <w:sz w:val="18"/>
-          <w:szCs w:val="18"/>
-        </w:rPr>
-        <w:t xml:space="preserve"> V – SEDE TRUJILLO, OFICINA REGISTRAL DE TRUJILLO</w:t>
-      </w:r>
-      <w:r>
-        <w:rPr>
-          <w:rFonts w:ascii="Arial" w:hAnsi="Arial" w:cs="Arial"/>
-          <w:bCs/>
-          <w:caps/>
-          <w:sz w:val="18"/>
-          <w:szCs w:val="18"/>
-        </w:rPr>
-        <w:t>;</w:t>
-      </w:r>
-      <w:r>
-        <w:rPr>
-          <w:rFonts w:ascii="Arial" w:hAnsi="Arial" w:cs="Arial"/>
-          <w:sz w:val="18"/>
-          <w:szCs w:val="18"/>
-        </w:rPr>
-        <w:t xml:space="preserve"> </w:t>
-      </w:r>
-      <w:r>
-        <w:rPr>
-          <w:rFonts w:ascii="Arial" w:hAnsi="Arial" w:cs="Arial"/>
-          <w:sz w:val="18"/>
-          <w:szCs w:val="18"/>
-        </w:rPr>
-        <w:t xml:space="preserve">AL QUE EN ADELANTE SE LE DENOMINARA EL </w:t>
-      </w:r>
-      <w:r>
-        <w:rPr>
-          <w:rFonts w:ascii="Arial" w:hAnsi="Arial" w:cs="Arial"/>
-          <w:b/>
-          <w:bCs/>
-          <w:sz w:val="18"/>
-          <w:szCs w:val="18"/>
-        </w:rPr>
-        <w:t>PREDIO MATRIZ</w:t>
-      </w:r>
-      <w:r>
-        <w:rPr>
-          <w:rFonts w:ascii="Arial" w:hAnsi="Arial" w:cs="Arial"/>
-          <w:sz w:val="18"/>
-          <w:szCs w:val="18"/>
-        </w:rPr>
-        <w:t>.</w:t>
-      </w:r>
-      <w:r>
-        <w:rPr>
-          <w:rFonts w:ascii="Arial" w:hAnsi="Arial" w:cs="Arial"/>
-          <w:sz w:val="18"/>
-          <w:szCs w:val="18"/>
-        </w:rPr>
-        <w:t xml:space="preserve"> </w:t>
+        <w:t xml:space="preserve">SE CANCELARA DE LA SIGUIENTE MANERA: </w:t>
       </w:r>
     </w:p>
     <w:p>
       <w:pPr>
         <w:pStyle w:val="NormalWeb"/>
-        <w:spacing w:before="0" w:beforeAutospacing="0" w:after="0" w:afterAutospacing="0" w:line="324" w:lineRule="auto"/>
+        <w:spacing w:before="0" w:beforeAutospacing="0" w:after="0" w:afterAutospacing="0" w:line="336" w:lineRule="auto"/>
         <w:jc w:val="both"/>
         <w:rPr>
           <w:rFonts w:ascii="Arial" w:hAnsi="Arial" w:cs="Arial"/>
@@ -819,127 +1242,69 @@
           <w:sz w:val="18"/>
           <w:szCs w:val="18"/>
         </w:rPr>
-        <w:t xml:space="preserve">SOBRE EL INMUEBLE ANTES MENCIONADO </w:t>
-      </w:r>
-      <w:r>
-        <w:rPr>
-          <w:rFonts w:ascii="Arial" w:hAnsi="Arial" w:cs="Arial"/>
-          <w:b/>
-          <w:bCs/>
-          <w:sz w:val="18"/>
-          <w:szCs w:val="18"/>
-        </w:rPr>
-        <w:t>LA VENDEDORA</w:t>
-      </w:r>
-      <w:r>
-        <w:rPr>
-          <w:rFonts w:ascii="Arial" w:hAnsi="Arial" w:cs="Arial"/>
-          <w:sz w:val="18"/>
-          <w:szCs w:val="18"/>
-        </w:rPr>
-        <w:t xml:space="preserve"> HA PLANIFICADO EJECUTAR UN PROYECTO INMOBILIARIO </w:t>
-      </w:r>
-      <w:r>
-        <w:rPr>
-          <w:rFonts w:ascii="Arial" w:hAnsi="Arial" w:cs="Arial"/>
-          <w:sz w:val="18"/>
-          <w:szCs w:val="18"/>
-        </w:rPr>
-        <w:t>DE LOTIZACION</w:t>
-      </w:r>
-      <w:r>
-        <w:rPr>
-          <w:rFonts w:ascii="Arial" w:hAnsi="Arial" w:cs="Arial"/>
-          <w:sz w:val="18"/>
-          <w:szCs w:val="18"/>
-        </w:rPr>
-        <w:t xml:space="preserve"> DENOMINADO </w:t>
-      </w:r>
-      <w:r>
-        <w:rPr>
-          <w:rFonts w:ascii="Arial" w:hAnsi="Arial" w:cs="Arial"/>
-          <w:b/>
-          <w:bCs/>
-          <w:sz w:val="18"/>
-          <w:szCs w:val="18"/>
-        </w:rPr>
-        <w:t>“</w:t>
-      </w:r>
-      <w:r>
-        <w:rPr>
-          <w:rFonts w:ascii="Arial" w:hAnsi="Arial" w:cs="Arial"/>
-          <w:b/>
-          <w:bCs/>
-          <w:sz w:val="18"/>
-          <w:szCs w:val="18"/>
-        </w:rPr>
-        <w:t>RESIDENCIAL LOS LAURELES DE CASTILLA</w:t>
-      </w:r>
-      <w:r>
-        <w:rPr>
-          <w:rFonts w:ascii="Arial" w:hAnsi="Arial" w:cs="Arial"/>
-          <w:b/>
-          <w:bCs/>
-          <w:sz w:val="18"/>
-          <w:szCs w:val="18"/>
-        </w:rPr>
-        <w:t>”</w:t>
-      </w:r>
-      <w:r>
-        <w:rPr>
-          <w:rFonts w:ascii="Arial" w:hAnsi="Arial" w:cs="Arial"/>
-          <w:sz w:val="18"/>
-          <w:szCs w:val="18"/>
-        </w:rPr>
-        <w:t xml:space="preserve">, </w:t>
-      </w:r>
-      <w:r>
-        <w:rPr>
-          <w:rFonts w:ascii="Arial" w:hAnsi="Arial" w:cs="Arial"/>
-          <w:sz w:val="18"/>
-          <w:szCs w:val="18"/>
-        </w:rPr>
-        <w:t>CUYAS</w:t>
-      </w:r>
-      <w:r>
-        <w:rPr>
-          <w:rFonts w:ascii="Arial" w:hAnsi="Arial" w:cs="Arial"/>
-          <w:sz w:val="18"/>
-          <w:szCs w:val="18"/>
-        </w:rPr>
-        <w:t xml:space="preserve"> CARACTERISTICAS ESTAN SEÑALADAS EN LA MEMORIA DESCRIPTIVA QUE OBRA ADJUNTA AL PRESENTE CONTRATO COMO ANEXO 01; QUE ES MATERIA DE VENTA COMO BIEN FUTURO, Y QUE EN ADELANTE SERÁ DENOMINADO COMO </w:t>
-      </w:r>
-      <w:r>
-        <w:rPr>
-          <w:rFonts w:ascii="Arial" w:hAnsi="Arial" w:cs="Arial"/>
-          <w:b/>
-          <w:bCs/>
-          <w:sz w:val="18"/>
-          <w:szCs w:val="18"/>
-        </w:rPr>
-        <w:t>EL INMUEBLE</w:t>
-      </w:r>
-      <w:r>
-        <w:rPr>
-          <w:rFonts w:ascii="Arial" w:hAnsi="Arial" w:cs="Arial"/>
-          <w:sz w:val="18"/>
-          <w:szCs w:val="18"/>
-        </w:rPr>
-        <w:t>.</w:t>
-      </w:r>
-      <w:r>
-        <w:rPr>
-          <w:rFonts w:ascii="Arial" w:hAnsi="Arial" w:cs="Arial"/>
-          <w:sz w:val="18"/>
-          <w:szCs w:val="18"/>
-        </w:rPr>
-        <w:t xml:space="preserve"> </w:t>
+        <w:t xml:space="preserve">3.1.- UN PAGO INICIAL DE </w:t>
+      </w:r>
+      <w:r>
+        <w:rPr>
+          <w:rFonts w:ascii="Arial" w:hAnsi="Arial" w:cs="Arial"/>
+          <w:bCs/>
+          <w:sz w:val="18"/>
+          <w:szCs w:val="18"/>
+        </w:rPr>
+        <w:t>S</w:t>
+      </w:r>
+      <w:proofErr w:type="gramStart"/>
+      <w:r>
+        <w:rPr>
+          <w:rFonts w:ascii="Arial" w:hAnsi="Arial" w:cs="Arial"/>
+          <w:bCs/>
+          <w:sz w:val="18"/>
+          <w:szCs w:val="18"/>
+        </w:rPr>
+        <w:t>/«</w:t>
+      </w:r>
+      <w:proofErr w:type="gramEnd"/>
+      <w:r>
+        <w:rPr>
+          <w:rFonts w:ascii="Arial" w:hAnsi="Arial" w:cs="Arial"/>
+          <w:bCs/>
+          <w:sz w:val="18"/>
+          <w:szCs w:val="18"/>
+        </w:rPr>
+        <w:t xml:space="preserve">SEP_SOLES» («SEP_SOLES_TEXTO» Y «SEP_SOLES_DECIMAL»/100 SOLES) QUE AL TIPO DE CAMBIO DE S/ «TIPO_CAMBIO» («TC_TEXTO» Y «TC_DECIMAL»/100 SOLES) EQUIVALE A </w:t>
+      </w:r>
+      <w:r>
+        <w:rPr>
+          <w:rFonts w:ascii="Arial" w:hAnsi="Arial" w:cs="Arial"/>
+          <w:b/>
+          <w:sz w:val="18"/>
+          <w:szCs w:val="18"/>
+        </w:rPr>
+        <w:t>US$«SEP» («SEP_TEXTO» Y «SEP_DECIMAL»/100 DOLARES AMERICANOS</w:t>
+      </w:r>
+      <w:r>
+        <w:rPr>
+          <w:rFonts w:ascii="Arial" w:hAnsi="Arial" w:cs="Arial"/>
+          <w:b/>
+          <w:bCs/>
+          <w:sz w:val="18"/>
+          <w:szCs w:val="18"/>
+        </w:rPr>
+        <w:t>)</w:t>
+      </w:r>
+      <w:r>
+        <w:rPr>
+          <w:rFonts w:ascii="Arial" w:hAnsi="Arial" w:cs="Arial"/>
+          <w:sz w:val="18"/>
+          <w:szCs w:val="18"/>
+        </w:rPr>
+        <w:t xml:space="preserve"> QUE HAN SIDO CANCELADOS A FAVOR DE LA VENDEDORA, CON ANTERIORIDAD  A LA FIRMA DEL PRESENTE DOCUMENTO. </w:t>
       </w:r>
     </w:p>
     <w:p>
       <w:pPr>
         <w:pStyle w:val="NormalWeb"/>
-        <w:spacing w:before="0" w:beforeAutospacing="0" w:after="0" w:afterAutospacing="0" w:line="324" w:lineRule="auto"/>
+        <w:spacing w:before="0" w:beforeAutospacing="0" w:after="0" w:afterAutospacing="0" w:line="336" w:lineRule="auto"/>
         <w:jc w:val="both"/>
         <w:rPr>
           <w:rFonts w:ascii="Arial" w:hAnsi="Arial" w:cs="Arial"/>
@@ -953,141 +1318,31 @@
           <w:sz w:val="18"/>
           <w:szCs w:val="18"/>
         </w:rPr>
-        <w:t>AMBAS PARTES CELEBRAN ESTE CONTRATO DE COMPRAVENTA DE BIEN FUTURO, CONFORME A LO ESTABLECIDO POR EL ARTÍCULO 1534 DEL CÓDIGO CIVIL, RESPECTO DE EL INMUEBLE ANTES MENCIONADO, EL MISMO QUE SERA</w:t>
-      </w:r>
-      <w:r>
-        <w:rPr>
-          <w:rFonts w:ascii="Arial" w:hAnsi="Arial" w:cs="Arial"/>
-          <w:sz w:val="18"/>
-          <w:szCs w:val="18"/>
-        </w:rPr>
-        <w:t xml:space="preserve"> </w:t>
-      </w:r>
-      <w:r>
-        <w:rPr>
-          <w:rFonts w:ascii="Arial" w:hAnsi="Arial" w:cs="Arial"/>
-          <w:sz w:val="18"/>
-          <w:szCs w:val="18"/>
-        </w:rPr>
-        <w:t>UN LOTE</w:t>
-      </w:r>
-      <w:r>
-        <w:rPr>
-          <w:rFonts w:ascii="Arial" w:hAnsi="Arial" w:cs="Arial"/>
-          <w:sz w:val="18"/>
-          <w:szCs w:val="18"/>
-        </w:rPr>
-        <w:t xml:space="preserve"> </w:t>
-      </w:r>
-      <w:r>
-        <w:rPr>
-          <w:rFonts w:ascii="Arial" w:hAnsi="Arial" w:cs="Arial"/>
-          <w:sz w:val="18"/>
-          <w:szCs w:val="18"/>
-        </w:rPr>
-        <w:t>D</w:t>
-      </w:r>
-      <w:r>
-        <w:rPr>
-          <w:rFonts w:ascii="Arial" w:hAnsi="Arial" w:cs="Arial"/>
-          <w:sz w:val="18"/>
-          <w:szCs w:val="18"/>
-        </w:rPr>
-        <w:t>EL PREDIO MATRIZ</w:t>
-      </w:r>
-      <w:r>
-        <w:rPr>
-          <w:rFonts w:ascii="Arial" w:hAnsi="Arial" w:cs="Arial"/>
-          <w:sz w:val="18"/>
-          <w:szCs w:val="18"/>
-        </w:rPr>
-        <w:t xml:space="preserve"> </w:t>
-      </w:r>
-      <w:r>
-        <w:rPr>
-          <w:rFonts w:ascii="Arial" w:hAnsi="Arial" w:cs="Arial"/>
-          <w:sz w:val="18"/>
-          <w:szCs w:val="18"/>
-        </w:rPr>
-        <w:t>DESCRITO</w:t>
-      </w:r>
-      <w:r>
-        <w:rPr>
-          <w:rFonts w:ascii="Arial" w:hAnsi="Arial" w:cs="Arial"/>
-          <w:sz w:val="18"/>
-          <w:szCs w:val="18"/>
-        </w:rPr>
-        <w:t xml:space="preserve"> </w:t>
-      </w:r>
-      <w:r>
-        <w:rPr>
-          <w:rFonts w:ascii="Arial" w:hAnsi="Arial" w:cs="Arial"/>
-          <w:sz w:val="18"/>
-          <w:szCs w:val="18"/>
-        </w:rPr>
-        <w:t>EN</w:t>
-      </w:r>
-      <w:r>
-        <w:rPr>
-          <w:rFonts w:ascii="Arial" w:hAnsi="Arial" w:cs="Arial"/>
-          <w:sz w:val="18"/>
-          <w:szCs w:val="18"/>
-        </w:rPr>
-        <w:t xml:space="preserve"> </w:t>
-      </w:r>
-      <w:r>
-        <w:rPr>
-          <w:rFonts w:ascii="Arial" w:hAnsi="Arial" w:cs="Arial"/>
-          <w:sz w:val="18"/>
-          <w:szCs w:val="18"/>
-        </w:rPr>
-        <w:t>EL PRIMER</w:t>
-      </w:r>
-      <w:r>
-        <w:rPr>
-          <w:rFonts w:ascii="Arial" w:hAnsi="Arial" w:cs="Arial"/>
-          <w:sz w:val="18"/>
-          <w:szCs w:val="18"/>
-        </w:rPr>
-        <w:t xml:space="preserve"> </w:t>
-      </w:r>
-      <w:r>
-        <w:rPr>
-          <w:rFonts w:ascii="Arial" w:hAnsi="Arial" w:cs="Arial"/>
-          <w:sz w:val="18"/>
-          <w:szCs w:val="18"/>
-        </w:rPr>
-        <w:t>PARRAFO</w:t>
-      </w:r>
-      <w:r>
-        <w:rPr>
-          <w:rFonts w:ascii="Arial" w:hAnsi="Arial" w:cs="Arial"/>
-          <w:sz w:val="18"/>
-          <w:szCs w:val="18"/>
-        </w:rPr>
-        <w:t xml:space="preserve"> </w:t>
-      </w:r>
-      <w:r>
-        <w:rPr>
-          <w:rFonts w:ascii="Arial" w:hAnsi="Arial" w:cs="Arial"/>
-          <w:sz w:val="18"/>
-          <w:szCs w:val="18"/>
-        </w:rPr>
-        <w:t>DE LA PRESENTE CLAUSULA.</w:t>
-      </w:r>
-      <w:r>
-        <w:rPr>
-          <w:rFonts w:ascii="Arial" w:hAnsi="Arial" w:cs="Arial"/>
-          <w:sz w:val="18"/>
-          <w:szCs w:val="18"/>
-        </w:rPr>
-        <w:t xml:space="preserve"> </w:t>
+        <w:t xml:space="preserve">3.2.- EL IMPORTE DE </w:t>
+      </w:r>
+      <w:r>
+        <w:rPr>
+          <w:rFonts w:ascii="Arial" w:hAnsi="Arial" w:cs="Arial"/>
+          <w:b/>
+          <w:bCs/>
+          <w:sz w:val="18"/>
+          <w:szCs w:val="18"/>
+        </w:rPr>
+        <w:t>US$«PAGO» («PAGO_TEXTO» Y «PAGO_DECIMAL»/100 DOLARES AMERICANOS)</w:t>
+      </w:r>
+      <w:r>
+        <w:rPr>
+          <w:rFonts w:ascii="Arial" w:hAnsi="Arial" w:cs="Arial"/>
+          <w:sz w:val="18"/>
+          <w:szCs w:val="18"/>
+        </w:rPr>
+        <w:t xml:space="preserve">, HA SIDO CANCELADO CON RECURSOS PROPIOS DE «COMPRADOR» EN EL CUAL SE INCLUYE LA SUMA ENTREGADA POR «COMPRADOR» A TITULO DE ARRAS AL MOMENTO DE LA CELEBRACION DEL CONTRATO PRIVADO DE PROMESA DE VENTA, DESCRITO EN LA CLAUSULA SEGUNDA, Y QUE LAS PARTES ACUERDAN QUE SEAN IMPUTADAS COMO PAGO DEL PRECIO DE VENTA, SIENDO LA SOLA FIRMA POR PARTE DE LA VENDEDORA EN LA ESCRITURA PUBLICA QUE DE ORIGEN LA PRESENTE MINUTA DE COMPRAVENTA CONSTANCIA SUFICIENTE DE SU CANCELACION TOTAL DEL PRECIO DE VENTA. </w:t>
       </w:r>
     </w:p>
     <w:p>
       <w:pPr>
         <w:pStyle w:val="NormalWeb"/>
-        <w:spacing w:before="0" w:beforeAutospacing="0" w:after="0" w:afterAutospacing="0" w:line="324" w:lineRule="auto"/>
+        <w:spacing w:before="0" w:beforeAutospacing="0" w:after="0" w:afterAutospacing="0" w:line="336" w:lineRule="auto"/>
         <w:jc w:val="both"/>
         <w:rPr>
           <w:rFonts w:ascii="Arial" w:hAnsi="Arial" w:cs="Arial"/>
@@ -1095,765 +1350,6 @@
           <w:szCs w:val="18"/>
         </w:rPr>
       </w:pPr>
-      <w:proofErr w:type="gramStart"/>
-      <w:r>
-        <w:rPr>
-          <w:rFonts w:ascii="Arial" w:hAnsi="Arial" w:cs="Arial"/>
-          <w:b/>
-          <w:bCs/>
-          <w:sz w:val="18"/>
-          <w:szCs w:val="18"/>
-        </w:rPr>
-        <w:t>SEGUNDA</w:t>
-      </w:r>
-      <w:r>
-        <w:rPr>
-          <w:rFonts w:ascii="Arial" w:hAnsi="Arial" w:cs="Arial"/>
-          <w:sz w:val="18"/>
-          <w:szCs w:val="18"/>
-        </w:rPr>
-        <w:t>.-</w:t>
-      </w:r>
-      <w:proofErr w:type="gramEnd"/>
-      <w:r>
-        <w:rPr>
-          <w:rFonts w:ascii="Arial" w:hAnsi="Arial" w:cs="Arial"/>
-          <w:sz w:val="18"/>
-          <w:szCs w:val="18"/>
-        </w:rPr>
-        <w:t xml:space="preserve"> SOBRE LA CELEBRACIÓN DEL CONTRATO PREPARATORIO DE COMPRAVENTA DE BIEN FUTURO.</w:t>
-      </w:r>
-      <w:r>
-        <w:rPr>
-          <w:rFonts w:ascii="Arial" w:hAnsi="Arial" w:cs="Arial"/>
-          <w:sz w:val="18"/>
-          <w:szCs w:val="18"/>
-        </w:rPr>
-        <w:t xml:space="preserve"> </w:t>
-      </w:r>
-    </w:p>
-    <w:p>
-      <w:pPr>
-        <w:pStyle w:val="NormalWeb"/>
-        <w:spacing w:before="0" w:beforeAutospacing="0" w:after="0" w:afterAutospacing="0" w:line="324" w:lineRule="auto"/>
-        <w:jc w:val="both"/>
-        <w:rPr>
-          <w:rFonts w:ascii="Arial" w:hAnsi="Arial" w:cs="Arial"/>
-          <w:sz w:val="18"/>
-          <w:szCs w:val="18"/>
-        </w:rPr>
-      </w:pPr>
-      <w:r>
-        <w:rPr>
-          <w:rFonts w:ascii="Arial" w:hAnsi="Arial" w:cs="Arial"/>
-          <w:sz w:val="18"/>
-          <w:szCs w:val="18"/>
-        </w:rPr>
-        <w:t xml:space="preserve">LAS PARTES RECONOCEN Y DECLARAN QUE </w:t>
-      </w:r>
-      <w:r>
-        <w:rPr>
-          <w:rFonts w:ascii="Arial" w:hAnsi="Arial" w:cs="Arial"/>
-          <w:sz w:val="18"/>
-          <w:szCs w:val="18"/>
-        </w:rPr>
-        <w:t>ANTERIOR A ESTA MINUTA,</w:t>
-      </w:r>
-      <w:r>
-        <w:rPr>
-          <w:rFonts w:ascii="Arial" w:hAnsi="Arial" w:cs="Arial"/>
-          <w:sz w:val="18"/>
-          <w:szCs w:val="18"/>
-        </w:rPr>
-        <w:t xml:space="preserve"> CELEBRARON Y SUSCRIBIERON UN CONTRATO </w:t>
-      </w:r>
-      <w:r>
-        <w:rPr>
-          <w:rFonts w:ascii="Arial" w:hAnsi="Arial" w:cs="Arial"/>
-          <w:sz w:val="18"/>
-          <w:szCs w:val="18"/>
-        </w:rPr>
-        <w:t>DE PROMESA DE VENTA</w:t>
-      </w:r>
-      <w:r>
-        <w:rPr>
-          <w:rFonts w:ascii="Arial" w:hAnsi="Arial" w:cs="Arial"/>
-          <w:sz w:val="18"/>
-          <w:szCs w:val="18"/>
-        </w:rPr>
-        <w:t xml:space="preserve">, EN CONSECUENCIA, CON LA CELEBRACION DEL PRESENTE CONTRATO DEFINITIVO DE COMPRAVENTA, DENTRO DEL PLAZO PACTADO, SE ESTA CUMPLIENDO CON LOS COMPROMISOS Y ACUERDOS CONTENIDOS EN EL MENCIONADO CONTRATO </w:t>
-      </w:r>
-      <w:r>
-        <w:rPr>
-          <w:rFonts w:ascii="Arial" w:hAnsi="Arial" w:cs="Arial"/>
-          <w:sz w:val="18"/>
-          <w:szCs w:val="18"/>
-        </w:rPr>
-        <w:t>PRIVADO DE PROMESA DE VENTA</w:t>
-      </w:r>
-      <w:r>
-        <w:rPr>
-          <w:rFonts w:ascii="Arial" w:hAnsi="Arial" w:cs="Arial"/>
-          <w:sz w:val="18"/>
-          <w:szCs w:val="18"/>
-        </w:rPr>
-        <w:t>.</w:t>
-      </w:r>
-      <w:r>
-        <w:rPr>
-          <w:rFonts w:ascii="Arial" w:hAnsi="Arial" w:cs="Arial"/>
-          <w:sz w:val="18"/>
-          <w:szCs w:val="18"/>
-        </w:rPr>
-        <w:t xml:space="preserve"> </w:t>
-      </w:r>
-    </w:p>
-    <w:p>
-      <w:pPr>
-        <w:pStyle w:val="NormalWeb"/>
-        <w:spacing w:before="0" w:beforeAutospacing="0" w:after="0" w:afterAutospacing="0" w:line="324" w:lineRule="auto"/>
-        <w:jc w:val="both"/>
-        <w:rPr>
-          <w:rFonts w:ascii="Arial" w:hAnsi="Arial" w:cs="Arial"/>
-          <w:sz w:val="18"/>
-          <w:szCs w:val="18"/>
-        </w:rPr>
-      </w:pPr>
-      <w:r>
-        <w:rPr>
-          <w:rFonts w:ascii="Arial" w:hAnsi="Arial" w:cs="Arial"/>
-          <w:sz w:val="18"/>
-          <w:szCs w:val="18"/>
-        </w:rPr>
-        <w:lastRenderedPageBreak/>
-        <w:t xml:space="preserve">ASIMISMO, LAS PARTES RECONOCEN Y DECLARAN QUE EN CASO DE DISCREPANCIA O DISCONFORMIDAD ENTRE LOS ACUERDOS ADOPTADOS EN EL CONTRATO </w:t>
-      </w:r>
-      <w:r>
-        <w:rPr>
-          <w:rFonts w:ascii="Arial" w:hAnsi="Arial" w:cs="Arial"/>
-          <w:sz w:val="18"/>
-          <w:szCs w:val="18"/>
-        </w:rPr>
-        <w:t>PRIVADO</w:t>
-      </w:r>
-      <w:r>
-        <w:rPr>
-          <w:rFonts w:ascii="Arial" w:hAnsi="Arial" w:cs="Arial"/>
-          <w:sz w:val="18"/>
-          <w:szCs w:val="18"/>
-        </w:rPr>
-        <w:t xml:space="preserve"> Y EL PRESENTE CONTRATO DEFINITIVO, PREVALECEN LOS ACUERDOS DEL CONTRATO DEFINITIVO.</w:t>
-      </w:r>
-      <w:r>
-        <w:rPr>
-          <w:rFonts w:ascii="Arial" w:hAnsi="Arial" w:cs="Arial"/>
-          <w:sz w:val="18"/>
-          <w:szCs w:val="18"/>
-        </w:rPr>
-        <w:t xml:space="preserve"> </w:t>
-      </w:r>
-    </w:p>
-    <w:p>
-      <w:pPr>
-        <w:pStyle w:val="NormalWeb"/>
-        <w:spacing w:before="0" w:beforeAutospacing="0" w:after="0" w:afterAutospacing="0" w:line="324" w:lineRule="auto"/>
-        <w:jc w:val="both"/>
-        <w:rPr>
-          <w:rFonts w:ascii="Arial" w:hAnsi="Arial" w:cs="Arial"/>
-          <w:sz w:val="18"/>
-          <w:szCs w:val="18"/>
-        </w:rPr>
-      </w:pPr>
-      <w:proofErr w:type="gramStart"/>
-      <w:r>
-        <w:rPr>
-          <w:rFonts w:ascii="Arial" w:hAnsi="Arial" w:cs="Arial"/>
-          <w:b/>
-          <w:bCs/>
-          <w:sz w:val="18"/>
-          <w:szCs w:val="18"/>
-        </w:rPr>
-        <w:t>TERCERA</w:t>
-      </w:r>
-      <w:r>
-        <w:rPr>
-          <w:rFonts w:ascii="Arial" w:hAnsi="Arial" w:cs="Arial"/>
-          <w:sz w:val="18"/>
-          <w:szCs w:val="18"/>
-        </w:rPr>
-        <w:t>.-</w:t>
-      </w:r>
-      <w:proofErr w:type="gramEnd"/>
-      <w:r>
-        <w:rPr>
-          <w:rFonts w:ascii="Arial" w:hAnsi="Arial" w:cs="Arial"/>
-          <w:sz w:val="18"/>
-          <w:szCs w:val="18"/>
-        </w:rPr>
-        <w:t xml:space="preserve"> IMPORTE DE VENTA Y FORMA DE PAGO</w:t>
-      </w:r>
-      <w:r>
-        <w:rPr>
-          <w:rFonts w:ascii="Arial" w:hAnsi="Arial" w:cs="Arial"/>
-          <w:sz w:val="18"/>
-          <w:szCs w:val="18"/>
-        </w:rPr>
-        <w:t xml:space="preserve">: </w:t>
-      </w:r>
-    </w:p>
-    <w:p>
-      <w:pPr>
-        <w:pStyle w:val="NormalWeb"/>
-        <w:spacing w:before="0" w:beforeAutospacing="0" w:after="0" w:afterAutospacing="0" w:line="324" w:lineRule="auto"/>
-        <w:jc w:val="both"/>
-        <w:rPr>
-          <w:rFonts w:ascii="Arial" w:hAnsi="Arial" w:cs="Arial"/>
-          <w:sz w:val="18"/>
-          <w:szCs w:val="18"/>
-        </w:rPr>
-      </w:pPr>
-      <w:r>
-        <w:rPr>
-          <w:rFonts w:ascii="Arial" w:hAnsi="Arial" w:cs="Arial"/>
-          <w:sz w:val="18"/>
-          <w:szCs w:val="18"/>
-        </w:rPr>
-        <w:t xml:space="preserve">POR INTERMEDIO DEL PRESENTE CONTRATO, </w:t>
-      </w:r>
-      <w:r>
-        <w:rPr>
-          <w:rFonts w:ascii="Arial" w:hAnsi="Arial" w:cs="Arial"/>
-          <w:b/>
-          <w:bCs/>
-          <w:sz w:val="18"/>
-          <w:szCs w:val="18"/>
-        </w:rPr>
-        <w:t>LA VENDEDORA</w:t>
-      </w:r>
-      <w:r>
-        <w:rPr>
-          <w:rFonts w:ascii="Arial" w:hAnsi="Arial" w:cs="Arial"/>
-          <w:sz w:val="18"/>
-          <w:szCs w:val="18"/>
-        </w:rPr>
-        <w:t xml:space="preserve">, TRANSFIERE, EN VENTA REAL Y ENAJENACION PERPETUA, </w:t>
-      </w:r>
-      <w:r>
-        <w:rPr>
-          <w:rFonts w:ascii="Arial" w:hAnsi="Arial" w:cs="Arial"/>
-          <w:sz w:val="18"/>
-          <w:szCs w:val="18"/>
-        </w:rPr>
-        <w:t xml:space="preserve">EL </w:t>
-      </w:r>
-      <w:r>
-        <w:rPr>
-          <w:rFonts w:ascii="Arial" w:hAnsi="Arial" w:cs="Arial"/>
-          <w:b/>
-          <w:bCs/>
-          <w:sz w:val="18"/>
-          <w:szCs w:val="18"/>
-        </w:rPr>
-        <w:t xml:space="preserve">LOTE </w:t>
-      </w:r>
-      <w:r>
-        <w:rPr>
-          <w:rFonts w:ascii="Arial" w:hAnsi="Arial" w:cs="Arial"/>
-          <w:b/>
-          <w:bCs/>
-          <w:sz w:val="18"/>
-          <w:szCs w:val="18"/>
-        </w:rPr>
-        <w:t>«LOTE»</w:t>
-      </w:r>
-      <w:r>
-        <w:rPr>
-          <w:rFonts w:ascii="Arial" w:hAnsi="Arial" w:cs="Arial"/>
-          <w:b/>
-          <w:bCs/>
-          <w:sz w:val="18"/>
-          <w:szCs w:val="18"/>
-        </w:rPr>
-        <w:t xml:space="preserve">, </w:t>
-      </w:r>
-      <w:r>
-        <w:rPr>
-          <w:rFonts w:ascii="Arial" w:hAnsi="Arial" w:cs="Arial"/>
-          <w:sz w:val="18"/>
-          <w:szCs w:val="18"/>
-        </w:rPr>
-        <w:t xml:space="preserve">DE LA </w:t>
-      </w:r>
-      <w:r>
-        <w:rPr>
-          <w:rFonts w:ascii="Arial" w:hAnsi="Arial" w:cs="Arial"/>
-          <w:b/>
-          <w:bCs/>
-          <w:sz w:val="18"/>
-          <w:szCs w:val="18"/>
-        </w:rPr>
-        <w:t xml:space="preserve">MANZANA </w:t>
-      </w:r>
-      <w:r>
-        <w:rPr>
-          <w:rFonts w:ascii="Arial" w:hAnsi="Arial" w:cs="Arial"/>
-          <w:b/>
-          <w:bCs/>
-          <w:sz w:val="18"/>
-          <w:szCs w:val="18"/>
-        </w:rPr>
-        <w:t>«MZ»</w:t>
-      </w:r>
-      <w:r>
-        <w:rPr>
-          <w:rFonts w:ascii="Arial" w:hAnsi="Arial" w:cs="Arial"/>
-          <w:b/>
-          <w:bCs/>
-          <w:sz w:val="18"/>
-          <w:szCs w:val="18"/>
-        </w:rPr>
-        <w:t xml:space="preserve">, </w:t>
-      </w:r>
-      <w:r>
-        <w:rPr>
-          <w:rFonts w:ascii="Arial" w:hAnsi="Arial" w:cs="Arial"/>
-          <w:sz w:val="18"/>
-          <w:szCs w:val="18"/>
-        </w:rPr>
-        <w:t xml:space="preserve">CON UN AREA DE </w:t>
-      </w:r>
-      <w:r>
-        <w:rPr>
-          <w:rFonts w:ascii="Arial" w:hAnsi="Arial" w:cs="Arial"/>
-          <w:b/>
-          <w:bCs/>
-          <w:sz w:val="18"/>
-          <w:szCs w:val="18"/>
-        </w:rPr>
-        <w:t>«_AREA» M2 («_AREA_TEXTO» METROS CUADRADOS</w:t>
-      </w:r>
-      <w:r>
-        <w:rPr>
-          <w:rFonts w:ascii="Arial" w:hAnsi="Arial" w:cs="Arial"/>
-          <w:b/>
-          <w:bCs/>
-          <w:sz w:val="18"/>
-          <w:szCs w:val="18"/>
-        </w:rPr>
-        <w:t>)</w:t>
-      </w:r>
-      <w:r>
-        <w:rPr>
-          <w:rFonts w:ascii="Arial" w:hAnsi="Arial" w:cs="Arial"/>
-          <w:b/>
-          <w:bCs/>
-          <w:sz w:val="18"/>
-          <w:szCs w:val="18"/>
-        </w:rPr>
-        <w:t xml:space="preserve"> </w:t>
-      </w:r>
-      <w:r>
-        <w:rPr>
-          <w:rFonts w:ascii="Arial" w:hAnsi="Arial" w:cs="Arial"/>
-          <w:sz w:val="18"/>
-          <w:szCs w:val="18"/>
-        </w:rPr>
-        <w:t xml:space="preserve">DEL PROYECTO DENOMINADO </w:t>
-      </w:r>
-      <w:r>
-        <w:rPr>
-          <w:rFonts w:ascii="Arial" w:hAnsi="Arial" w:cs="Arial"/>
-          <w:b/>
-          <w:bCs/>
-          <w:sz w:val="18"/>
-          <w:szCs w:val="18"/>
-        </w:rPr>
-        <w:t>“</w:t>
-      </w:r>
-      <w:r>
-        <w:rPr>
-          <w:rFonts w:ascii="Arial" w:hAnsi="Arial" w:cs="Arial"/>
-          <w:b/>
-          <w:bCs/>
-          <w:sz w:val="18"/>
-          <w:szCs w:val="18"/>
-        </w:rPr>
-        <w:t>RESIDENCIAL LOS LAURELES DE CASTILLA</w:t>
-      </w:r>
-      <w:r>
-        <w:rPr>
-          <w:rFonts w:ascii="Arial" w:hAnsi="Arial" w:cs="Arial"/>
-          <w:b/>
-          <w:bCs/>
-          <w:sz w:val="18"/>
-          <w:szCs w:val="18"/>
-        </w:rPr>
-        <w:t>”</w:t>
-      </w:r>
-      <w:r>
-        <w:rPr>
-          <w:rFonts w:ascii="Arial" w:hAnsi="Arial" w:cs="Arial"/>
-          <w:sz w:val="18"/>
-          <w:szCs w:val="18"/>
-        </w:rPr>
-        <w:t xml:space="preserve"> A FAVOR DE </w:t>
-      </w:r>
-      <w:r>
-        <w:rPr>
-          <w:rFonts w:ascii="Arial" w:hAnsi="Arial" w:cs="Arial"/>
-          <w:b/>
-          <w:bCs/>
-          <w:sz w:val="18"/>
-          <w:szCs w:val="18"/>
-        </w:rPr>
-        <w:t>LOS COMPRADORES</w:t>
-      </w:r>
-      <w:r>
-        <w:rPr>
-          <w:rFonts w:ascii="Arial" w:hAnsi="Arial" w:cs="Arial"/>
-          <w:sz w:val="18"/>
-          <w:szCs w:val="18"/>
-        </w:rPr>
-        <w:t xml:space="preserve">, POR LA SUMA TOTAL DE </w:t>
-      </w:r>
-      <w:r>
-        <w:rPr>
-          <w:rFonts w:ascii="Arial" w:hAnsi="Arial" w:cs="Arial"/>
-          <w:b/>
-          <w:sz w:val="18"/>
-          <w:szCs w:val="18"/>
-        </w:rPr>
-        <w:t>US$«_</w:t>
-      </w:r>
-      <w:proofErr w:type="gramStart"/>
-      <w:r>
-        <w:rPr>
-          <w:rFonts w:ascii="Arial" w:hAnsi="Arial" w:cs="Arial"/>
-          <w:b/>
-          <w:sz w:val="18"/>
-          <w:szCs w:val="18"/>
-        </w:rPr>
-        <w:t>PRECIO»(</w:t>
-      </w:r>
-      <w:proofErr w:type="gramEnd"/>
-      <w:r>
-        <w:rPr>
-          <w:rFonts w:ascii="Arial" w:hAnsi="Arial" w:cs="Arial"/>
-          <w:b/>
-          <w:sz w:val="18"/>
-          <w:szCs w:val="18"/>
-        </w:rPr>
-        <w:t>«_PRECIO_TEXTO» Y «_PRECIO_DECIMAL»/100 DOLARES AMERICANOS</w:t>
-      </w:r>
-      <w:r>
-        <w:rPr>
-          <w:rFonts w:ascii="Arial" w:hAnsi="Arial" w:cs="Arial"/>
-          <w:b/>
-          <w:sz w:val="18"/>
-          <w:szCs w:val="18"/>
-        </w:rPr>
-        <w:t>)</w:t>
-      </w:r>
-      <w:r>
-        <w:rPr>
-          <w:rFonts w:ascii="Arial" w:hAnsi="Arial" w:cs="Arial"/>
-          <w:sz w:val="18"/>
-          <w:szCs w:val="18"/>
-        </w:rPr>
-        <w:t>.</w:t>
-      </w:r>
-      <w:r>
-        <w:rPr>
-          <w:rFonts w:ascii="Arial" w:hAnsi="Arial" w:cs="Arial"/>
-          <w:sz w:val="18"/>
-          <w:szCs w:val="18"/>
-        </w:rPr>
-        <w:t xml:space="preserve"> </w:t>
-      </w:r>
-    </w:p>
-    <w:p>
-      <w:pPr>
-        <w:pStyle w:val="NormalWeb"/>
-        <w:spacing w:before="0" w:beforeAutospacing="0" w:after="0" w:afterAutospacing="0" w:line="324" w:lineRule="auto"/>
-        <w:jc w:val="both"/>
-        <w:rPr>
-          <w:rFonts w:ascii="Arial" w:hAnsi="Arial" w:cs="Arial"/>
-          <w:sz w:val="18"/>
-          <w:szCs w:val="18"/>
-        </w:rPr>
-      </w:pPr>
-      <w:r>
-        <w:rPr>
-          <w:rFonts w:ascii="Arial" w:hAnsi="Arial" w:cs="Arial"/>
-          <w:sz w:val="18"/>
-          <w:szCs w:val="18"/>
-        </w:rPr>
-        <w:t xml:space="preserve">LA PRESENTE COMPRAVENTA SE ENCUENTRA SUJETA A LA CONDICIÓN SUSPENSIVA QUE DICHO INMUEBLE LLEGUE A </w:t>
-      </w:r>
-      <w:r>
-        <w:rPr>
-          <w:rFonts w:ascii="Arial" w:hAnsi="Arial" w:cs="Arial"/>
-          <w:sz w:val="18"/>
-          <w:szCs w:val="18"/>
-        </w:rPr>
-        <w:t>INDEPENDIZARSE</w:t>
-      </w:r>
-      <w:r>
-        <w:rPr>
-          <w:rFonts w:ascii="Arial" w:hAnsi="Arial" w:cs="Arial"/>
-          <w:sz w:val="18"/>
-          <w:szCs w:val="18"/>
-        </w:rPr>
-        <w:t>, Y TRATANDOSE DE BIEN FUTURO, EL PRECIO TOTAL ANTES INDICADO,</w:t>
-      </w:r>
-      <w:r>
-        <w:rPr>
-          <w:rFonts w:ascii="Arial" w:hAnsi="Arial" w:cs="Arial"/>
-          <w:sz w:val="18"/>
-          <w:szCs w:val="18"/>
-        </w:rPr>
-        <w:t xml:space="preserve"> </w:t>
-      </w:r>
-      <w:r>
-        <w:rPr>
-          <w:rFonts w:ascii="Arial" w:hAnsi="Arial" w:cs="Arial"/>
-          <w:sz w:val="18"/>
-          <w:szCs w:val="18"/>
-        </w:rPr>
-        <w:t xml:space="preserve">SE CANCELARA DE LA SIGUIENTE MANERA: </w:t>
-      </w:r>
-    </w:p>
-    <w:p>
-      <w:pPr>
-        <w:pStyle w:val="NormalWeb"/>
-        <w:spacing w:before="0" w:beforeAutospacing="0" w:after="0" w:afterAutospacing="0" w:line="324" w:lineRule="auto"/>
-        <w:jc w:val="both"/>
-        <w:rPr>
-          <w:rFonts w:ascii="Arial" w:hAnsi="Arial" w:cs="Arial"/>
-          <w:sz w:val="18"/>
-          <w:szCs w:val="18"/>
-        </w:rPr>
-      </w:pPr>
-      <w:r>
-        <w:rPr>
-          <w:rFonts w:ascii="Arial" w:hAnsi="Arial" w:cs="Arial"/>
-          <w:sz w:val="18"/>
-          <w:szCs w:val="18"/>
-        </w:rPr>
-        <w:t xml:space="preserve">3.1.- UN PAGO INICIAL DE </w:t>
-      </w:r>
-      <w:r>
-        <w:rPr>
-          <w:rFonts w:ascii="Arial" w:hAnsi="Arial" w:cs="Arial"/>
-          <w:bCs/>
-          <w:sz w:val="18"/>
-          <w:szCs w:val="18"/>
-        </w:rPr>
-        <w:t>S</w:t>
-      </w:r>
-      <w:proofErr w:type="gramStart"/>
-      <w:r>
-        <w:rPr>
-          <w:rFonts w:ascii="Arial" w:hAnsi="Arial" w:cs="Arial"/>
-          <w:bCs/>
-          <w:sz w:val="18"/>
-          <w:szCs w:val="18"/>
-        </w:rPr>
-        <w:t>/«</w:t>
-      </w:r>
-      <w:proofErr w:type="gramEnd"/>
-      <w:r>
-        <w:rPr>
-          <w:rFonts w:ascii="Arial" w:hAnsi="Arial" w:cs="Arial"/>
-          <w:bCs/>
-          <w:sz w:val="18"/>
-          <w:szCs w:val="18"/>
-        </w:rPr>
-        <w:t>_SEP_SOLES»(«_SEP_SOLES_TEXTO» Y «_SEP_SOLES_DECIMAL»/100 SOLES</w:t>
-      </w:r>
-      <w:r>
-        <w:rPr>
-          <w:rFonts w:ascii="Arial" w:hAnsi="Arial" w:cs="Arial"/>
-          <w:bCs/>
-          <w:sz w:val="18"/>
-          <w:szCs w:val="18"/>
-        </w:rPr>
-        <w:t>)</w:t>
-      </w:r>
-      <w:r>
-        <w:rPr>
-          <w:rFonts w:ascii="Arial" w:hAnsi="Arial" w:cs="Arial"/>
-          <w:bCs/>
-          <w:sz w:val="18"/>
-          <w:szCs w:val="18"/>
-        </w:rPr>
-        <w:t xml:space="preserve"> QUE AL TIPO DE CAMBIO DE S/ 4.00 (CUATRO Y 00/100 SOLES) EQUIVALE A </w:t>
-      </w:r>
-      <w:r>
-        <w:rPr>
-          <w:rFonts w:ascii="Arial" w:hAnsi="Arial" w:cs="Arial"/>
-          <w:b/>
-          <w:sz w:val="18"/>
-          <w:szCs w:val="18"/>
-        </w:rPr>
-        <w:t>US$«_SEPARACION»(«_SEPARACION_TEXTO» Y «_SEPARACION_DECIMAL»/100 DOLARES AMERICANOS</w:t>
-      </w:r>
-      <w:r>
-        <w:rPr>
-          <w:rFonts w:ascii="Arial" w:hAnsi="Arial" w:cs="Arial"/>
-          <w:b/>
-          <w:bCs/>
-          <w:sz w:val="18"/>
-          <w:szCs w:val="18"/>
-        </w:rPr>
-        <w:t>)</w:t>
-      </w:r>
-      <w:r>
-        <w:rPr>
-          <w:rFonts w:ascii="Arial" w:hAnsi="Arial" w:cs="Arial"/>
-          <w:sz w:val="18"/>
-          <w:szCs w:val="18"/>
-        </w:rPr>
-        <w:t xml:space="preserve"> QUE HAN SIDO CANCELADOS</w:t>
-      </w:r>
-      <w:r>
-        <w:rPr>
-          <w:rFonts w:ascii="Arial" w:hAnsi="Arial" w:cs="Arial"/>
-          <w:sz w:val="18"/>
-          <w:szCs w:val="18"/>
-        </w:rPr>
-        <w:t xml:space="preserve"> A FAVOR DE LA VENDEDORA,</w:t>
-      </w:r>
-      <w:r>
-        <w:rPr>
-          <w:rFonts w:ascii="Arial" w:hAnsi="Arial" w:cs="Arial"/>
-          <w:sz w:val="18"/>
-          <w:szCs w:val="18"/>
-        </w:rPr>
-        <w:t xml:space="preserve"> CON </w:t>
-      </w:r>
-      <w:r>
-        <w:rPr>
-          <w:rFonts w:ascii="Arial" w:hAnsi="Arial" w:cs="Arial"/>
-          <w:sz w:val="18"/>
-          <w:szCs w:val="18"/>
-        </w:rPr>
-        <w:t xml:space="preserve">ANTERIORIDAD  A LA FIRMA DEL PRESENTE DOCUMENTO. </w:t>
-      </w:r>
-    </w:p>
-    <w:p>
-      <w:pPr>
-        <w:pStyle w:val="NormalWeb"/>
-        <w:spacing w:before="0" w:beforeAutospacing="0" w:after="0" w:afterAutospacing="0" w:line="324" w:lineRule="auto"/>
-        <w:jc w:val="both"/>
-        <w:rPr>
-          <w:rFonts w:ascii="Arial" w:hAnsi="Arial" w:cs="Arial"/>
-          <w:sz w:val="18"/>
-          <w:szCs w:val="18"/>
-        </w:rPr>
-      </w:pPr>
-      <w:r>
-        <w:rPr>
-          <w:rFonts w:ascii="Arial" w:hAnsi="Arial" w:cs="Arial"/>
-          <w:sz w:val="18"/>
-          <w:szCs w:val="18"/>
-        </w:rPr>
-        <w:t xml:space="preserve">3.2.- </w:t>
-      </w:r>
-      <w:r>
-        <w:rPr>
-          <w:rFonts w:ascii="Arial" w:hAnsi="Arial" w:cs="Arial"/>
-          <w:sz w:val="18"/>
-          <w:szCs w:val="18"/>
-        </w:rPr>
-        <w:t xml:space="preserve">EL IMPORTE DE </w:t>
-      </w:r>
-      <w:r>
-        <w:rPr>
-          <w:rFonts w:ascii="Arial" w:hAnsi="Arial" w:cs="Arial"/>
-          <w:b/>
-          <w:bCs/>
-          <w:sz w:val="18"/>
-          <w:szCs w:val="18"/>
-        </w:rPr>
-        <w:t>US$«_PAGO»(«_PAGO_TEXTO» Y «_PAGO_DECIMAL»/100 DOLARES AMERICANOS)</w:t>
-      </w:r>
-      <w:r>
-        <w:rPr>
-          <w:rFonts w:ascii="Arial" w:hAnsi="Arial" w:cs="Arial"/>
-          <w:sz w:val="18"/>
-          <w:szCs w:val="18"/>
-        </w:rPr>
-        <w:t xml:space="preserve">, HAN SIDO CANCELADOS </w:t>
-      </w:r>
-      <w:r>
-        <w:rPr>
-          <w:rFonts w:ascii="Arial" w:hAnsi="Arial" w:cs="Arial"/>
-          <w:sz w:val="18"/>
-          <w:szCs w:val="18"/>
-        </w:rPr>
-        <w:t xml:space="preserve">CON RECURSOS PROPIOS DE </w:t>
-      </w:r>
-      <w:r>
-        <w:rPr>
-          <w:rFonts w:ascii="Arial" w:hAnsi="Arial" w:cs="Arial"/>
-          <w:sz w:val="18"/>
-          <w:szCs w:val="18"/>
-        </w:rPr>
-        <w:t>LOS COMPRADORES</w:t>
-      </w:r>
-      <w:r>
-        <w:rPr>
-          <w:rFonts w:ascii="Arial" w:hAnsi="Arial" w:cs="Arial"/>
-          <w:sz w:val="18"/>
-          <w:szCs w:val="18"/>
-        </w:rPr>
-        <w:t xml:space="preserve"> </w:t>
-      </w:r>
-      <w:r>
-        <w:rPr>
-          <w:rFonts w:ascii="Arial" w:hAnsi="Arial" w:cs="Arial"/>
-          <w:sz w:val="18"/>
-          <w:szCs w:val="18"/>
-        </w:rPr>
-        <w:t xml:space="preserve">EN EL CUAL SE INCLUYE LA SUMA ENTREGADA POR </w:t>
-      </w:r>
-      <w:r>
-        <w:rPr>
-          <w:rFonts w:ascii="Arial" w:hAnsi="Arial" w:cs="Arial"/>
-          <w:sz w:val="18"/>
-          <w:szCs w:val="18"/>
-        </w:rPr>
-        <w:t>LOS COMPRADORES</w:t>
-      </w:r>
-      <w:r>
-        <w:rPr>
-          <w:rFonts w:ascii="Arial" w:hAnsi="Arial" w:cs="Arial"/>
-          <w:sz w:val="18"/>
-          <w:szCs w:val="18"/>
-        </w:rPr>
-        <w:t xml:space="preserve"> </w:t>
-      </w:r>
-      <w:r>
-        <w:rPr>
-          <w:rFonts w:ascii="Arial" w:hAnsi="Arial" w:cs="Arial"/>
-          <w:sz w:val="18"/>
-          <w:szCs w:val="18"/>
-        </w:rPr>
-        <w:t xml:space="preserve">A TITULO DE ARRAS AL MOMENTO DE LA CELEBRACION DEL CONTRATO PRIVADO DE PROMESA DE VENTA, DESCRITO EN LA CLAUSULA SEGUNDA, Y QUE LAS PARTES ACUERDAN QUE SEAN IMPUTADAS COMO PAGO DEL PRECIO DE VENTA, SIENDO LA SOLA FIRMA POR PARTE DE LA VENDEDORA EN LA ESCRITURA PUBLICA QUE DE ORIGEN LA PRESENTE MINUTA DE COMPRAVENTA CONSTANCIA SUFICIENTE DE SU CANCELACION TOTAL DEL PRECIO DE VENTA. </w:t>
-      </w:r>
-    </w:p>
-    <w:p>
-      <w:pPr>
-        <w:pStyle w:val="NormalWeb"/>
-        <w:spacing w:before="0" w:beforeAutospacing="0" w:after="0" w:afterAutospacing="0" w:line="324" w:lineRule="auto"/>
-        <w:jc w:val="both"/>
-        <w:rPr>
-          <w:rFonts w:ascii="Arial" w:hAnsi="Arial" w:cs="Arial"/>
-          <w:sz w:val="18"/>
-          <w:szCs w:val="18"/>
-        </w:rPr>
-      </w:pPr>
       <w:r>
         <w:rPr>
           <w:rFonts w:ascii="Arial" w:hAnsi="Arial" w:cs="Arial"/>
@@ -1865,7 +1361,7 @@
     </w:p>
     <w:p>
       <w:pPr>
-        <w:spacing w:line="324" w:lineRule="auto"/>
+        <w:spacing w:line="336" w:lineRule="auto"/>
         <w:jc w:val="both"/>
         <w:rPr>
           <w:rFonts w:ascii="Arial" w:hAnsi="Arial" w:cs="Arial"/>
@@ -1930,7 +1426,7 @@
           <w:tab w:val="left" w:pos="283"/>
         </w:tabs>
         <w:suppressAutoHyphens/>
-        <w:spacing w:line="324" w:lineRule="auto"/>
+        <w:spacing w:line="336" w:lineRule="auto"/>
         <w:ind w:left="0" w:firstLine="0"/>
         <w:jc w:val="both"/>
         <w:rPr>
@@ -1973,7 +1469,7 @@
           <w:sz w:val="18"/>
           <w:szCs w:val="18"/>
         </w:rPr>
-        <w:t>LOS COMPRADORES</w:t>
+        <w:t>«COMPRADOR»</w:t>
       </w:r>
       <w:r>
         <w:rPr>
@@ -2010,7 +1506,7 @@
           <w:sz w:val="18"/>
           <w:szCs w:val="18"/>
         </w:rPr>
-        <w:t>LOS COMPRADORES</w:t>
+        <w:t>«COMPRADOR»</w:t>
       </w:r>
       <w:r>
         <w:rPr>
@@ -2080,7 +1576,7 @@
           <w:sz w:val="18"/>
           <w:szCs w:val="18"/>
         </w:rPr>
-        <w:t>LOS COMPRADORES</w:t>
+        <w:t>«COMPRADOR»</w:t>
       </w:r>
       <w:r>
         <w:rPr>
@@ -2157,7 +1653,7 @@
     </w:p>
     <w:p>
       <w:pPr>
-        <w:spacing w:line="324" w:lineRule="auto"/>
+        <w:spacing w:line="336" w:lineRule="auto"/>
         <w:jc w:val="both"/>
         <w:rPr>
           <w:rFonts w:ascii="Arial" w:hAnsi="Arial" w:cs="Arial"/>
@@ -2217,7 +1713,7 @@
     <w:p>
       <w:pPr>
         <w:pStyle w:val="NormalWeb"/>
-        <w:spacing w:before="0" w:beforeAutospacing="0" w:after="0" w:afterAutospacing="0" w:line="324" w:lineRule="auto"/>
+        <w:spacing w:before="0" w:beforeAutospacing="0" w:after="0" w:afterAutospacing="0" w:line="336" w:lineRule="auto"/>
         <w:rPr>
           <w:rFonts w:ascii="Arial" w:eastAsia="Times New Roman" w:hAnsi="Arial" w:cs="Arial"/>
           <w:bCs/>
@@ -2238,7 +1734,7 @@
     <w:p>
       <w:pPr>
         <w:pStyle w:val="NormalWeb"/>
-        <w:spacing w:before="0" w:beforeAutospacing="0" w:after="0" w:afterAutospacing="0" w:line="324" w:lineRule="auto"/>
+        <w:spacing w:before="0" w:beforeAutospacing="0" w:after="0" w:afterAutospacing="0" w:line="336" w:lineRule="auto"/>
         <w:rPr>
           <w:rFonts w:ascii="Arial" w:eastAsia="Times New Roman" w:hAnsi="Arial" w:cs="Arial"/>
           <w:bCs/>
@@ -2259,7 +1755,7 @@
     <w:p>
       <w:pPr>
         <w:pStyle w:val="NormalWeb"/>
-        <w:spacing w:before="0" w:beforeAutospacing="0" w:after="0" w:afterAutospacing="0" w:line="324" w:lineRule="auto"/>
+        <w:spacing w:before="0" w:beforeAutospacing="0" w:after="0" w:afterAutospacing="0" w:line="336" w:lineRule="auto"/>
         <w:rPr>
           <w:rFonts w:ascii="Arial" w:eastAsia="Times New Roman" w:hAnsi="Arial" w:cs="Arial"/>
           <w:bCs/>
@@ -2298,7 +1794,7 @@
     <w:p>
       <w:pPr>
         <w:pStyle w:val="NormalWeb"/>
-        <w:spacing w:before="0" w:beforeAutospacing="0" w:after="0" w:afterAutospacing="0" w:line="324" w:lineRule="auto"/>
+        <w:spacing w:before="0" w:beforeAutospacing="0" w:after="0" w:afterAutospacing="0" w:line="336" w:lineRule="auto"/>
         <w:rPr>
           <w:rFonts w:ascii="Arial" w:eastAsia="Times New Roman" w:hAnsi="Arial" w:cs="Arial"/>
           <w:bCs/>
@@ -2313,6 +1809,7 @@
           <w:sz w:val="18"/>
           <w:szCs w:val="18"/>
         </w:rPr>
+        <w:lastRenderedPageBreak/>
         <w:t xml:space="preserve">- CONSTRUCCIÓN DE </w:t>
       </w:r>
       <w:r>
@@ -2337,7 +1834,7 @@
     <w:p>
       <w:pPr>
         <w:pStyle w:val="NormalWeb"/>
-        <w:spacing w:before="0" w:beforeAutospacing="0" w:after="0" w:afterAutospacing="0" w:line="324" w:lineRule="auto"/>
+        <w:spacing w:before="0" w:beforeAutospacing="0" w:after="0" w:afterAutospacing="0" w:line="336" w:lineRule="auto"/>
         <w:rPr>
           <w:rFonts w:ascii="Arial" w:eastAsia="Times New Roman" w:hAnsi="Arial" w:cs="Arial"/>
           <w:bCs/>
@@ -2358,7 +1855,7 @@
     <w:p>
       <w:pPr>
         <w:pStyle w:val="NormalWeb"/>
-        <w:spacing w:before="0" w:beforeAutospacing="0" w:after="0" w:afterAutospacing="0" w:line="324" w:lineRule="auto"/>
+        <w:spacing w:before="0" w:beforeAutospacing="0" w:after="0" w:afterAutospacing="0" w:line="336" w:lineRule="auto"/>
         <w:rPr>
           <w:rFonts w:ascii="Arial" w:eastAsia="Times New Roman" w:hAnsi="Arial" w:cs="Arial"/>
           <w:bCs/>
@@ -2373,14 +1870,13 @@
           <w:sz w:val="18"/>
           <w:szCs w:val="18"/>
         </w:rPr>
-        <w:lastRenderedPageBreak/>
         <w:t xml:space="preserve">- COLOCACION Y HABILITACION DE POSTES DE ALUMBRADO PUBLICO. </w:t>
       </w:r>
     </w:p>
     <w:p>
       <w:pPr>
         <w:pStyle w:val="NormalWeb"/>
-        <w:spacing w:before="0" w:beforeAutospacing="0" w:after="0" w:afterAutospacing="0" w:line="324" w:lineRule="auto"/>
+        <w:spacing w:before="0" w:beforeAutospacing="0" w:after="0" w:afterAutospacing="0" w:line="336" w:lineRule="auto"/>
         <w:jc w:val="both"/>
         <w:rPr>
           <w:rFonts w:ascii="Arial" w:hAnsi="Arial" w:cs="Arial"/>
@@ -2401,7 +1897,7 @@
     <w:p>
       <w:pPr>
         <w:pStyle w:val="NormalWeb"/>
-        <w:spacing w:before="0" w:beforeAutospacing="0" w:after="0" w:afterAutospacing="0" w:line="324" w:lineRule="auto"/>
+        <w:spacing w:before="0" w:beforeAutospacing="0" w:after="0" w:afterAutospacing="0" w:line="336" w:lineRule="auto"/>
         <w:jc w:val="both"/>
         <w:rPr>
           <w:rFonts w:ascii="Arial" w:hAnsi="Arial" w:cs="Arial"/>
@@ -2561,7 +2057,7 @@
     <w:p>
       <w:pPr>
         <w:pStyle w:val="NormalWeb"/>
-        <w:spacing w:before="0" w:beforeAutospacing="0" w:after="0" w:afterAutospacing="0" w:line="324" w:lineRule="auto"/>
+        <w:spacing w:before="0" w:beforeAutospacing="0" w:after="0" w:afterAutospacing="0" w:line="336" w:lineRule="auto"/>
         <w:jc w:val="both"/>
         <w:rPr>
           <w:rFonts w:ascii="Arial" w:hAnsi="Arial" w:cs="Arial"/>
@@ -2617,7 +2113,7 @@
           <w:sz w:val="18"/>
           <w:szCs w:val="18"/>
         </w:rPr>
-        <w:t>LOS COMPRADORES</w:t>
+        <w:t>«COMPRADOR»</w:t>
       </w:r>
       <w:r>
         <w:rPr>
@@ -2659,7 +2155,17 @@
           <w:sz w:val="18"/>
           <w:szCs w:val="18"/>
         </w:rPr>
-        <w:t xml:space="preserve">20 (VEINTE) </w:t>
+        <w:t>«ENTREGA» («ENTREGA_TEXTO»)</w:t>
+      </w:r>
+      <w:r>
+        <w:rPr>
+          <w:rFonts w:ascii="Arial" w:hAnsi="Arial" w:cs="Arial"/>
+          <w:b/>
+          <w:bCs/>
+          <w:sz w:val="18"/>
+          <w:szCs w:val="18"/>
+        </w:rPr>
+        <w:t xml:space="preserve"> </w:t>
       </w:r>
       <w:r>
         <w:rPr>
@@ -2681,7 +2187,7 @@
     <w:p>
       <w:pPr>
         <w:pStyle w:val="NormalWeb"/>
-        <w:spacing w:before="0" w:beforeAutospacing="0" w:after="0" w:afterAutospacing="0" w:line="324" w:lineRule="auto"/>
+        <w:spacing w:before="0" w:beforeAutospacing="0" w:after="0" w:afterAutospacing="0" w:line="336" w:lineRule="auto"/>
         <w:jc w:val="both"/>
         <w:rPr>
           <w:rFonts w:ascii="Arial" w:hAnsi="Arial" w:cs="Arial"/>
@@ -2741,7 +2247,7 @@
     <w:p>
       <w:pPr>
         <w:pStyle w:val="NormalWeb"/>
-        <w:spacing w:before="0" w:beforeAutospacing="0" w:after="0" w:afterAutospacing="0" w:line="324" w:lineRule="auto"/>
+        <w:spacing w:before="0" w:beforeAutospacing="0" w:after="0" w:afterAutospacing="0" w:line="336" w:lineRule="auto"/>
         <w:jc w:val="both"/>
         <w:rPr>
           <w:rFonts w:ascii="Arial" w:hAnsi="Arial" w:cs="Arial"/>
@@ -2793,7 +2299,7 @@
           <w:sz w:val="18"/>
           <w:szCs w:val="18"/>
         </w:rPr>
-        <w:t>LOS COMPRADORES</w:t>
+        <w:t>«COMPRADOR»</w:t>
       </w:r>
       <w:r>
         <w:rPr>
@@ -2831,7 +2337,7 @@
     <w:p>
       <w:pPr>
         <w:pStyle w:val="NormalWeb"/>
-        <w:spacing w:before="0" w:beforeAutospacing="0" w:after="0" w:afterAutospacing="0" w:line="324" w:lineRule="auto"/>
+        <w:spacing w:before="0" w:beforeAutospacing="0" w:after="0" w:afterAutospacing="0" w:line="336" w:lineRule="auto"/>
         <w:jc w:val="both"/>
         <w:rPr>
           <w:rFonts w:ascii="Arial" w:hAnsi="Arial" w:cs="Arial"/>
@@ -2959,7 +2465,7 @@
     <w:p>
       <w:pPr>
         <w:pStyle w:val="NormalWeb"/>
-        <w:spacing w:before="0" w:beforeAutospacing="0" w:after="0" w:afterAutospacing="0" w:line="324" w:lineRule="auto"/>
+        <w:spacing w:before="0" w:beforeAutospacing="0" w:after="0" w:afterAutospacing="0" w:line="336" w:lineRule="auto"/>
         <w:jc w:val="both"/>
         <w:rPr>
           <w:rFonts w:ascii="Arial" w:hAnsi="Arial" w:cs="Arial"/>
@@ -2999,7 +2505,7 @@
     <w:p>
       <w:pPr>
         <w:pStyle w:val="NormalWeb"/>
-        <w:spacing w:before="0" w:beforeAutospacing="0" w:after="0" w:afterAutospacing="0" w:line="324" w:lineRule="auto"/>
+        <w:spacing w:before="0" w:beforeAutospacing="0" w:after="0" w:afterAutospacing="0" w:line="336" w:lineRule="auto"/>
         <w:jc w:val="both"/>
         <w:rPr>
           <w:rFonts w:ascii="Arial" w:hAnsi="Arial" w:cs="Arial"/>
@@ -3059,7 +2565,7 @@
     <w:p>
       <w:pPr>
         <w:pStyle w:val="NormalWeb"/>
-        <w:spacing w:before="0" w:beforeAutospacing="0" w:after="0" w:afterAutospacing="0" w:line="324" w:lineRule="auto"/>
+        <w:spacing w:before="0" w:beforeAutospacing="0" w:after="0" w:afterAutospacing="0" w:line="336" w:lineRule="auto"/>
         <w:jc w:val="both"/>
         <w:rPr>
           <w:rFonts w:ascii="Arial" w:hAnsi="Arial" w:cs="Arial"/>
@@ -3115,7 +2621,7 @@
     <w:p>
       <w:pPr>
         <w:pStyle w:val="NormalWeb"/>
-        <w:spacing w:before="0" w:beforeAutospacing="0" w:after="0" w:afterAutospacing="0" w:line="324" w:lineRule="auto"/>
+        <w:spacing w:before="0" w:beforeAutospacing="0" w:after="0" w:afterAutospacing="0" w:line="336" w:lineRule="auto"/>
         <w:jc w:val="both"/>
         <w:rPr>
           <w:rFonts w:ascii="Arial" w:hAnsi="Arial" w:cs="Arial"/>
@@ -3167,7 +2673,7 @@
     <w:p>
       <w:pPr>
         <w:pStyle w:val="NormalWeb"/>
-        <w:spacing w:before="0" w:beforeAutospacing="0" w:after="0" w:afterAutospacing="0" w:line="324" w:lineRule="auto"/>
+        <w:spacing w:before="0" w:beforeAutospacing="0" w:after="0" w:afterAutospacing="0" w:line="336" w:lineRule="auto"/>
         <w:jc w:val="both"/>
         <w:rPr>
           <w:rFonts w:ascii="Arial" w:hAnsi="Arial" w:cs="Arial"/>
@@ -3197,7 +2703,7 @@
           <w:sz w:val="18"/>
           <w:szCs w:val="18"/>
         </w:rPr>
-        <w:t>LOS COMPRADORES</w:t>
+        <w:t>«COMPRADOR»</w:t>
       </w:r>
       <w:r>
         <w:rPr>
@@ -3235,7 +2741,7 @@
     <w:p>
       <w:pPr>
         <w:pStyle w:val="NormalWeb"/>
-        <w:spacing w:before="0" w:beforeAutospacing="0" w:after="0" w:afterAutospacing="0" w:line="324" w:lineRule="auto"/>
+        <w:spacing w:before="0" w:beforeAutospacing="0" w:after="0" w:afterAutospacing="0" w:line="336" w:lineRule="auto"/>
         <w:jc w:val="both"/>
         <w:rPr>
           <w:rFonts w:ascii="Arial" w:hAnsi="Arial" w:cs="Arial"/>
@@ -3265,7 +2771,7 @@
           <w:sz w:val="18"/>
           <w:szCs w:val="18"/>
         </w:rPr>
-        <w:t>LOS COMPRADORES</w:t>
+        <w:t>«COMPRADOR»</w:t>
       </w:r>
       <w:r>
         <w:rPr>
@@ -3287,7 +2793,7 @@
     <w:p>
       <w:pPr>
         <w:pStyle w:val="NormalWeb"/>
-        <w:spacing w:before="0" w:beforeAutospacing="0" w:after="0" w:afterAutospacing="0" w:line="324" w:lineRule="auto"/>
+        <w:spacing w:before="0" w:beforeAutospacing="0" w:after="0" w:afterAutospacing="0" w:line="336" w:lineRule="auto"/>
         <w:jc w:val="both"/>
         <w:rPr>
           <w:rFonts w:ascii="Arial" w:hAnsi="Arial" w:cs="Arial"/>
@@ -3323,75 +2829,7 @@
     <w:p>
       <w:pPr>
         <w:pStyle w:val="NormalWeb"/>
-        <w:spacing w:before="0" w:beforeAutospacing="0" w:after="0" w:afterAutospacing="0" w:line="324" w:lineRule="auto"/>
-        <w:jc w:val="both"/>
-        <w:rPr>
-          <w:rFonts w:ascii="Arial" w:hAnsi="Arial" w:cs="Arial"/>
-          <w:sz w:val="18"/>
-          <w:szCs w:val="18"/>
-        </w:rPr>
-      </w:pPr>
-      <w:r>
-        <w:rPr>
-          <w:rFonts w:ascii="Arial" w:hAnsi="Arial" w:cs="Arial"/>
-          <w:sz w:val="18"/>
-          <w:szCs w:val="18"/>
-        </w:rPr>
-        <w:t>10</w:t>
-      </w:r>
-      <w:r>
-        <w:rPr>
-          <w:rFonts w:ascii="Arial" w:hAnsi="Arial" w:cs="Arial"/>
-          <w:sz w:val="18"/>
-          <w:szCs w:val="18"/>
-        </w:rPr>
-        <w:t xml:space="preserve">.3.- LA VENDEDORA, DECLARA QUE SOBRE EL INMUEBLE QUE ENAJENA NO PESA HIPOTECA, CARGA, GRAVAMEN, MEDIDA JUDICIAL O EXTRAJUDICIAL QUE LIMITE SU LIBRE DISPOSICIÓN, NO </w:t>
-      </w:r>
-      <w:r>
-        <w:rPr>
-          <w:rFonts w:ascii="Arial" w:hAnsi="Arial" w:cs="Arial"/>
-          <w:sz w:val="18"/>
-          <w:szCs w:val="18"/>
-        </w:rPr>
-        <w:t>OBSTANTE,</w:t>
-      </w:r>
-      <w:r>
-        <w:rPr>
-          <w:rFonts w:ascii="Arial" w:hAnsi="Arial" w:cs="Arial"/>
-          <w:sz w:val="18"/>
-          <w:szCs w:val="18"/>
-        </w:rPr>
-        <w:t xml:space="preserve"> ELLO SE OBLIGA AL</w:t>
-      </w:r>
-      <w:r>
-        <w:rPr>
-          <w:rFonts w:ascii="Arial" w:hAnsi="Arial" w:cs="Arial"/>
-          <w:sz w:val="18"/>
-          <w:szCs w:val="18"/>
-        </w:rPr>
-        <w:t xml:space="preserve"> </w:t>
-      </w:r>
-      <w:r>
-        <w:rPr>
-          <w:rFonts w:ascii="Arial" w:hAnsi="Arial" w:cs="Arial"/>
-          <w:sz w:val="18"/>
-          <w:szCs w:val="18"/>
-        </w:rPr>
-        <w:t>SANEAMIENTO DE LEY</w:t>
-      </w:r>
-      <w:r>
-        <w:rPr>
-          <w:rFonts w:ascii="Arial" w:hAnsi="Arial" w:cs="Arial"/>
-          <w:sz w:val="18"/>
-          <w:szCs w:val="18"/>
-        </w:rPr>
-        <w:t xml:space="preserve">. </w:t>
-      </w:r>
-    </w:p>
-    <w:p>
-      <w:pPr>
-        <w:pStyle w:val="NormalWeb"/>
-        <w:spacing w:before="0" w:beforeAutospacing="0" w:after="0" w:afterAutospacing="0" w:line="324" w:lineRule="auto"/>
+        <w:spacing w:before="0" w:beforeAutospacing="0" w:after="0" w:afterAutospacing="0" w:line="336" w:lineRule="auto"/>
         <w:jc w:val="both"/>
         <w:rPr>
           <w:rFonts w:ascii="Arial" w:hAnsi="Arial" w:cs="Arial"/>
@@ -3414,6 +2852,74 @@
           <w:sz w:val="18"/>
           <w:szCs w:val="18"/>
         </w:rPr>
+        <w:t xml:space="preserve">.3.- LA VENDEDORA, DECLARA QUE SOBRE EL INMUEBLE QUE ENAJENA NO PESA HIPOTECA, CARGA, GRAVAMEN, MEDIDA JUDICIAL O EXTRAJUDICIAL QUE LIMITE SU LIBRE DISPOSICIÓN, NO </w:t>
+      </w:r>
+      <w:r>
+        <w:rPr>
+          <w:rFonts w:ascii="Arial" w:hAnsi="Arial" w:cs="Arial"/>
+          <w:sz w:val="18"/>
+          <w:szCs w:val="18"/>
+        </w:rPr>
+        <w:t>OBSTANTE,</w:t>
+      </w:r>
+      <w:r>
+        <w:rPr>
+          <w:rFonts w:ascii="Arial" w:hAnsi="Arial" w:cs="Arial"/>
+          <w:sz w:val="18"/>
+          <w:szCs w:val="18"/>
+        </w:rPr>
+        <w:t xml:space="preserve"> ELLO SE OBLIGA AL</w:t>
+      </w:r>
+      <w:r>
+        <w:rPr>
+          <w:rFonts w:ascii="Arial" w:hAnsi="Arial" w:cs="Arial"/>
+          <w:sz w:val="18"/>
+          <w:szCs w:val="18"/>
+        </w:rPr>
+        <w:t xml:space="preserve"> </w:t>
+      </w:r>
+      <w:r>
+        <w:rPr>
+          <w:rFonts w:ascii="Arial" w:hAnsi="Arial" w:cs="Arial"/>
+          <w:sz w:val="18"/>
+          <w:szCs w:val="18"/>
+        </w:rPr>
+        <w:t>SANEAMIENTO DE LEY</w:t>
+      </w:r>
+      <w:r>
+        <w:rPr>
+          <w:rFonts w:ascii="Arial" w:hAnsi="Arial" w:cs="Arial"/>
+          <w:sz w:val="18"/>
+          <w:szCs w:val="18"/>
+        </w:rPr>
+        <w:t xml:space="preserve">. </w:t>
+      </w:r>
+    </w:p>
+    <w:p>
+      <w:pPr>
+        <w:pStyle w:val="NormalWeb"/>
+        <w:spacing w:before="0" w:beforeAutospacing="0" w:after="0" w:afterAutospacing="0" w:line="336" w:lineRule="auto"/>
+        <w:jc w:val="both"/>
+        <w:rPr>
+          <w:rFonts w:ascii="Arial" w:hAnsi="Arial" w:cs="Arial"/>
+          <w:sz w:val="18"/>
+          <w:szCs w:val="18"/>
+        </w:rPr>
+      </w:pPr>
+      <w:r>
+        <w:rPr>
+          <w:rFonts w:ascii="Arial" w:hAnsi="Arial" w:cs="Arial"/>
+          <w:sz w:val="18"/>
+          <w:szCs w:val="18"/>
+        </w:rPr>
+        <w:t>10</w:t>
+      </w:r>
+      <w:r>
+        <w:rPr>
+          <w:rFonts w:ascii="Arial" w:hAnsi="Arial" w:cs="Arial"/>
+          <w:sz w:val="18"/>
+          <w:szCs w:val="18"/>
+        </w:rPr>
         <w:t>.4.- AMBAS PARTES, DECLARAN QUE CELEBRAN EL PRESENTE CONTRATO VOLUNTARIAMENTE Y SIN COACCION ALGUNA Y QUE NO HA MEDIADO ERROR, DOLO, SIMULACION O VICIO ALGUNO QUE PUDIERA INVALIDAR EL ACTO.</w:t>
       </w:r>
       <w:r>
@@ -3428,7 +2934,7 @@
     <w:p>
       <w:pPr>
         <w:pStyle w:val="NormalWeb"/>
-        <w:spacing w:before="0" w:beforeAutospacing="0" w:after="0" w:afterAutospacing="0" w:line="324" w:lineRule="auto"/>
+        <w:spacing w:before="0" w:beforeAutospacing="0" w:after="0" w:afterAutospacing="0" w:line="336" w:lineRule="auto"/>
         <w:jc w:val="both"/>
         <w:rPr>
           <w:rFonts w:ascii="Arial" w:hAnsi="Arial" w:cs="Arial"/>
@@ -3480,7 +2986,7 @@
           <w:sz w:val="18"/>
           <w:szCs w:val="18"/>
         </w:rPr>
-        <w:t>LOS COMPRADORES</w:t>
+        <w:t>«COMPRADOR»</w:t>
       </w:r>
       <w:r>
         <w:rPr>
@@ -3494,7 +3000,7 @@
     <w:p>
       <w:pPr>
         <w:pStyle w:val="NormalWeb"/>
-        <w:spacing w:before="0" w:beforeAutospacing="0" w:after="0" w:afterAutospacing="0" w:line="324" w:lineRule="auto"/>
+        <w:spacing w:before="0" w:beforeAutospacing="0" w:after="0" w:afterAutospacing="0" w:line="336" w:lineRule="auto"/>
         <w:jc w:val="both"/>
         <w:rPr>
           <w:rFonts w:ascii="Arial" w:hAnsi="Arial" w:cs="Arial"/>
@@ -3566,7 +3072,7 @@
     <w:p>
       <w:pPr>
         <w:pStyle w:val="NormalWeb"/>
-        <w:spacing w:before="0" w:beforeAutospacing="0" w:after="0" w:afterAutospacing="0" w:line="324" w:lineRule="auto"/>
+        <w:spacing w:before="0" w:beforeAutospacing="0" w:after="0" w:afterAutospacing="0" w:line="336" w:lineRule="auto"/>
         <w:jc w:val="both"/>
         <w:rPr>
           <w:rFonts w:ascii="Arial" w:hAnsi="Arial" w:cs="Arial"/>
@@ -3587,7 +3093,7 @@
     <w:p>
       <w:pPr>
         <w:pStyle w:val="NormalWeb"/>
-        <w:spacing w:before="0" w:beforeAutospacing="0" w:after="0" w:afterAutospacing="0" w:line="324" w:lineRule="auto"/>
+        <w:spacing w:before="0" w:beforeAutospacing="0" w:after="0" w:afterAutospacing="0" w:line="336" w:lineRule="auto"/>
         <w:jc w:val="both"/>
         <w:rPr>
           <w:rFonts w:ascii="Arial" w:hAnsi="Arial" w:cs="Arial"/>
@@ -3645,7 +3151,7 @@
     <w:p>
       <w:pPr>
         <w:pStyle w:val="NormalWeb"/>
-        <w:spacing w:before="0" w:beforeAutospacing="0" w:after="0" w:afterAutospacing="0" w:line="324" w:lineRule="auto"/>
+        <w:spacing w:before="0" w:beforeAutospacing="0" w:after="0" w:afterAutospacing="0" w:line="336" w:lineRule="auto"/>
         <w:jc w:val="both"/>
         <w:rPr>
           <w:rFonts w:ascii="Arial" w:hAnsi="Arial" w:cs="Arial"/>
@@ -3659,49 +3165,13 @@
           <w:sz w:val="18"/>
           <w:szCs w:val="18"/>
         </w:rPr>
-        <w:t>TRUJILLO,</w:t>
-      </w:r>
-      <w:r>
-        <w:rPr>
-          <w:rFonts w:ascii="Arial" w:hAnsi="Arial" w:cs="Arial"/>
-          <w:sz w:val="18"/>
-          <w:szCs w:val="18"/>
-        </w:rPr>
-        <w:t xml:space="preserve"> </w:t>
-      </w:r>
-      <w:r>
-        <w:rPr>
-          <w:rFonts w:ascii="Arial" w:hAnsi="Arial" w:cs="Arial"/>
-          <w:sz w:val="18"/>
-          <w:szCs w:val="18"/>
-        </w:rPr>
-        <w:t>«FECHA_TEXTO»</w:t>
-      </w:r>
-      <w:r>
-        <w:rPr>
-          <w:rFonts w:ascii="Arial" w:hAnsi="Arial" w:cs="Arial"/>
-          <w:sz w:val="18"/>
-          <w:szCs w:val="18"/>
-        </w:rPr>
-        <w:t xml:space="preserve">. </w:t>
+        <w:t>TRUJILLO, «FECHA».</w:t>
       </w:r>
     </w:p>
     <w:p>
       <w:pPr>
         <w:pStyle w:val="NormalWeb"/>
-        <w:spacing w:before="0" w:beforeAutospacing="0" w:after="0" w:afterAutospacing="0" w:line="324" w:lineRule="auto"/>
-        <w:jc w:val="both"/>
-        <w:rPr>
-          <w:rFonts w:ascii="Arial" w:hAnsi="Arial" w:cs="Arial"/>
-          <w:sz w:val="18"/>
-          <w:szCs w:val="18"/>
-        </w:rPr>
-      </w:pPr>
-    </w:p>
-    <w:p>
-      <w:pPr>
-        <w:pStyle w:val="NormalWeb"/>
-        <w:spacing w:before="0" w:beforeAutospacing="0" w:after="0" w:afterAutospacing="0" w:line="324" w:lineRule="auto"/>
+        <w:spacing w:before="0" w:beforeAutospacing="0" w:after="0" w:afterAutospacing="0" w:line="336" w:lineRule="auto"/>
         <w:jc w:val="both"/>
         <w:rPr>
           <w:rFonts w:ascii="Arial" w:hAnsi="Arial" w:cs="Arial"/>
@@ -3716,7 +3186,7 @@
         <w:autoSpaceDE w:val="0"/>
         <w:autoSpaceDN w:val="0"/>
         <w:adjustRightInd w:val="0"/>
-        <w:spacing w:line="324" w:lineRule="auto"/>
+        <w:spacing w:line="336" w:lineRule="auto"/>
         <w:jc w:val="both"/>
         <w:rPr>
           <w:rFonts w:ascii="Arial" w:hAnsi="Arial" w:cs="Arial"/>
@@ -3726,16 +3196,6 @@
           <w:szCs w:val="18"/>
         </w:rPr>
       </w:pPr>
-      <w:r>
-        <w:rPr>
-          <w:rFonts w:ascii="Arial" w:hAnsi="Arial" w:cs="Arial"/>
-          <w:b/>
-          <w:bCs/>
-          <w:sz w:val="18"/>
-          <w:szCs w:val="18"/>
-        </w:rPr>
-        <w:t xml:space="preserve"> </w:t>
-      </w:r>
     </w:p>
     <w:p>
       <w:pPr>
@@ -3743,8 +3203,7 @@
         <w:autoSpaceDE w:val="0"/>
         <w:autoSpaceDN w:val="0"/>
         <w:adjustRightInd w:val="0"/>
-        <w:spacing w:line="324" w:lineRule="auto"/>
-        <w:ind w:left="709"/>
+        <w:spacing w:line="336" w:lineRule="auto"/>
         <w:jc w:val="both"/>
         <w:rPr>
           <w:rFonts w:ascii="Arial" w:hAnsi="Arial" w:cs="Arial"/>
@@ -3761,7 +3220,7 @@
         <w:autoSpaceDE w:val="0"/>
         <w:autoSpaceDN w:val="0"/>
         <w:adjustRightInd w:val="0"/>
-        <w:spacing w:line="324" w:lineRule="auto"/>
+        <w:spacing w:line="336" w:lineRule="auto"/>
         <w:jc w:val="both"/>
         <w:rPr>
           <w:rFonts w:ascii="Arial" w:hAnsi="Arial" w:cs="Arial"/>
@@ -3778,7 +3237,7 @@
         <w:autoSpaceDE w:val="0"/>
         <w:autoSpaceDN w:val="0"/>
         <w:adjustRightInd w:val="0"/>
-        <w:spacing w:line="324" w:lineRule="auto"/>
+        <w:spacing w:line="336" w:lineRule="auto"/>
         <w:jc w:val="both"/>
         <w:rPr>
           <w:rFonts w:ascii="Arial" w:hAnsi="Arial" w:cs="Arial"/>
@@ -3795,7 +3254,7 @@
         <w:autoSpaceDE w:val="0"/>
         <w:autoSpaceDN w:val="0"/>
         <w:adjustRightInd w:val="0"/>
-        <w:spacing w:line="324" w:lineRule="auto"/>
+        <w:spacing w:line="336" w:lineRule="auto"/>
         <w:jc w:val="both"/>
         <w:rPr>
           <w:rFonts w:ascii="Arial" w:hAnsi="Arial" w:cs="Arial"/>
@@ -3812,86 +3271,22 @@
         <w:autoSpaceDE w:val="0"/>
         <w:autoSpaceDN w:val="0"/>
         <w:adjustRightInd w:val="0"/>
-        <w:spacing w:line="324" w:lineRule="auto"/>
-        <w:jc w:val="both"/>
-        <w:rPr>
-          <w:rFonts w:ascii="Arial" w:hAnsi="Arial" w:cs="Arial"/>
-          <w:b/>
-          <w:bCs/>
-          <w:sz w:val="18"/>
-          <w:szCs w:val="18"/>
-        </w:rPr>
-      </w:pPr>
-      <w:r>
-        <w:rPr>
-          <w:rFonts w:ascii="Arial" w:hAnsi="Arial" w:cs="Arial"/>
-          <w:b/>
-          <w:bCs/>
-          <w:sz w:val="18"/>
-          <w:szCs w:val="18"/>
-        </w:rPr>
-        <w:t>________________________________</w:t>
-      </w:r>
-      <w:r>
-        <w:rPr>
-          <w:rFonts w:ascii="Arial" w:hAnsi="Arial" w:cs="Arial"/>
-          <w:b/>
-          <w:bCs/>
-          <w:sz w:val="18"/>
-          <w:szCs w:val="18"/>
-        </w:rPr>
-        <w:t>______</w:t>
-      </w:r>
-      <w:r>
-        <w:rPr>
-          <w:rFonts w:ascii="Arial" w:hAnsi="Arial" w:cs="Arial"/>
-          <w:b/>
-          <w:bCs/>
-          <w:sz w:val="18"/>
-          <w:szCs w:val="18"/>
-        </w:rPr>
-        <w:t xml:space="preserve">                             </w:t>
-      </w:r>
-      <w:r>
-        <w:rPr>
-          <w:rFonts w:ascii="Arial" w:hAnsi="Arial" w:cs="Arial"/>
-          <w:b/>
-          <w:bCs/>
-          <w:sz w:val="18"/>
-          <w:szCs w:val="18"/>
-        </w:rPr>
-        <w:t xml:space="preserve">      </w:t>
-      </w:r>
-      <w:r>
-        <w:rPr>
-          <w:rFonts w:ascii="Arial" w:hAnsi="Arial" w:cs="Arial"/>
-          <w:b/>
-          <w:bCs/>
-          <w:sz w:val="18"/>
-          <w:szCs w:val="18"/>
-        </w:rPr>
-        <w:t>_</w:t>
-      </w:r>
-      <w:r>
-        <w:rPr>
-          <w:rFonts w:ascii="Arial" w:hAnsi="Arial" w:cs="Arial"/>
-          <w:b/>
-          <w:bCs/>
-          <w:sz w:val="18"/>
-          <w:szCs w:val="18"/>
-        </w:rPr>
-        <w:t>_______</w:t>
-      </w:r>
-      <w:r>
-        <w:rPr>
-          <w:rFonts w:ascii="Arial" w:hAnsi="Arial" w:cs="Arial"/>
-          <w:b/>
-          <w:bCs/>
-          <w:sz w:val="18"/>
-          <w:szCs w:val="18"/>
-        </w:rPr>
-        <w:t>________________________</w:t>
-      </w:r>
+        <w:spacing w:line="336" w:lineRule="auto"/>
+        <w:jc w:val="center"/>
+        <w:rPr>
+          <w:rFonts w:ascii="Arial" w:hAnsi="Arial" w:cs="Arial"/>
+          <w:b/>
+          <w:bCs/>
+          <w:sz w:val="18"/>
+          <w:szCs w:val="18"/>
+        </w:rPr>
+        <w:sectPr>
+          <w:pgSz w:w="11906" w:h="16838"/>
+          <w:pgMar w:top="2835" w:right="737" w:bottom="567" w:left="2381" w:header="709" w:footer="709" w:gutter="0"/>
+          <w:cols w:space="708"/>
+          <w:docGrid w:linePitch="360"/>
+        </w:sectPr>
+      </w:pPr>
     </w:p>
     <w:p>
       <w:pPr>
@@ -3899,71 +3294,25 @@
         <w:autoSpaceDE w:val="0"/>
         <w:autoSpaceDN w:val="0"/>
         <w:adjustRightInd w:val="0"/>
-        <w:spacing w:line="324" w:lineRule="auto"/>
-        <w:jc w:val="both"/>
-        <w:rPr>
-          <w:rFonts w:ascii="Arial" w:eastAsia="Arial Unicode MS" w:hAnsi="Arial" w:cs="Arial"/>
-          <w:b/>
-          <w:bCs/>
-          <w:sz w:val="18"/>
-          <w:szCs w:val="18"/>
-          <w:lang w:val="pt-BR"/>
-        </w:rPr>
-      </w:pPr>
-      <w:r>
-        <w:rPr>
-          <w:rFonts w:ascii="Arial" w:eastAsia="Arial Unicode MS" w:hAnsi="Arial" w:cs="Arial"/>
-          <w:b/>
-          <w:bCs/>
-          <w:sz w:val="18"/>
-          <w:szCs w:val="18"/>
-          <w:lang w:val="pt-BR"/>
-        </w:rPr>
-        <w:t>ILICH ALEXANDER MERCEDES VALVERDE</w:t>
-      </w:r>
-      <w:r>
-        <w:rPr>
-          <w:rFonts w:ascii="Arial" w:eastAsia="Arial Unicode MS" w:hAnsi="Arial" w:cs="Arial"/>
-          <w:b/>
-          <w:bCs/>
-          <w:sz w:val="18"/>
-          <w:szCs w:val="18"/>
-          <w:lang w:val="pt-BR"/>
-        </w:rPr>
-        <w:t xml:space="preserve">                    </w:t>
-      </w:r>
-      <w:r>
-        <w:rPr>
-          <w:rFonts w:ascii="Arial" w:eastAsia="Arial Unicode MS" w:hAnsi="Arial" w:cs="Arial"/>
-          <w:b/>
-          <w:bCs/>
-          <w:sz w:val="18"/>
-          <w:szCs w:val="18"/>
-          <w:lang w:val="pt-BR"/>
-        </w:rPr>
-        <w:t xml:space="preserve">        </w:t>
-      </w:r>
-      <w:r>
-        <w:rPr>
-          <w:rFonts w:ascii="Arial" w:eastAsia="Arial Unicode MS" w:hAnsi="Arial" w:cs="Arial"/>
-          <w:b/>
-          <w:bCs/>
-          <w:sz w:val="18"/>
-          <w:szCs w:val="18"/>
-          <w:lang w:val="pt-BR"/>
-        </w:rPr>
-        <w:t xml:space="preserve">         </w:t>
-      </w:r>
-      <w:r>
-        <w:rPr>
-          <w:rFonts w:ascii="Arial" w:hAnsi="Arial" w:cs="Arial"/>
-          <w:b/>
-          <w:bCs/>
-          <w:sz w:val="18"/>
-          <w:szCs w:val="18"/>
-          <w:lang w:val="es-ES_tradnl"/>
-        </w:rPr>
-        <w:t>«TITULAR»</w:t>
+        <w:spacing w:line="336" w:lineRule="auto"/>
+        <w:jc w:val="center"/>
+        <w:rPr>
+          <w:rFonts w:ascii="Arial" w:hAnsi="Arial" w:cs="Arial"/>
+          <w:b/>
+          <w:bCs/>
+          <w:sz w:val="18"/>
+          <w:szCs w:val="18"/>
+        </w:rPr>
+      </w:pPr>
+      <w:r>
+        <w:rPr>
+          <w:rFonts w:ascii="Arial" w:hAnsi="Arial" w:cs="Arial"/>
+          <w:b/>
+          <w:bCs/>
+          <w:sz w:val="18"/>
+          <w:szCs w:val="18"/>
+        </w:rPr>
+        <w:t>______________________________________</w:t>
       </w:r>
     </w:p>
     <w:p>
@@ -3972,8 +3321,8 @@
         <w:autoSpaceDE w:val="0"/>
         <w:autoSpaceDN w:val="0"/>
         <w:adjustRightInd w:val="0"/>
-        <w:spacing w:line="324" w:lineRule="auto"/>
-        <w:jc w:val="both"/>
+        <w:spacing w:line="336" w:lineRule="auto"/>
+        <w:jc w:val="center"/>
         <w:rPr>
           <w:rFonts w:ascii="Arial" w:eastAsia="Arial Unicode MS" w:hAnsi="Arial" w:cs="Arial"/>
           <w:b/>
@@ -3983,6 +3332,17 @@
           <w:lang w:val="pt-BR"/>
         </w:rPr>
       </w:pPr>
+      <w:r>
+        <w:rPr>
+          <w:rFonts w:ascii="Arial" w:eastAsia="Arial Unicode MS" w:hAnsi="Arial" w:cs="Arial"/>
+          <w:b/>
+          <w:bCs/>
+          <w:sz w:val="18"/>
+          <w:szCs w:val="18"/>
+          <w:lang w:val="pt-BR"/>
+        </w:rPr>
+        <w:t>ILICH ALEXANDER MERCEDES VALVERDE</w:t>
+      </w:r>
     </w:p>
     <w:p>
       <w:pPr>
@@ -3990,15 +3350,14 @@
         <w:autoSpaceDE w:val="0"/>
         <w:autoSpaceDN w:val="0"/>
         <w:adjustRightInd w:val="0"/>
-        <w:spacing w:line="324" w:lineRule="auto"/>
-        <w:jc w:val="both"/>
-        <w:rPr>
-          <w:rFonts w:ascii="Arial" w:eastAsia="Arial Unicode MS" w:hAnsi="Arial" w:cs="Arial"/>
-          <w:b/>
-          <w:bCs/>
-          <w:sz w:val="18"/>
-          <w:szCs w:val="18"/>
-          <w:lang w:val="pt-BR"/>
+        <w:spacing w:line="336" w:lineRule="auto"/>
+        <w:jc w:val="center"/>
+        <w:rPr>
+          <w:rFonts w:ascii="Arial" w:hAnsi="Arial" w:cs="Arial"/>
+          <w:b/>
+          <w:bCs/>
+          <w:sz w:val="18"/>
+          <w:szCs w:val="18"/>
         </w:rPr>
       </w:pPr>
     </w:p>
@@ -4008,15 +3367,14 @@
         <w:autoSpaceDE w:val="0"/>
         <w:autoSpaceDN w:val="0"/>
         <w:adjustRightInd w:val="0"/>
-        <w:spacing w:line="324" w:lineRule="auto"/>
-        <w:jc w:val="both"/>
-        <w:rPr>
-          <w:rFonts w:ascii="Arial" w:eastAsia="Arial Unicode MS" w:hAnsi="Arial" w:cs="Arial"/>
-          <w:b/>
-          <w:bCs/>
-          <w:sz w:val="18"/>
-          <w:szCs w:val="18"/>
-          <w:lang w:val="pt-BR"/>
+        <w:spacing w:line="336" w:lineRule="auto"/>
+        <w:jc w:val="center"/>
+        <w:rPr>
+          <w:rFonts w:ascii="Arial" w:hAnsi="Arial" w:cs="Arial"/>
+          <w:b/>
+          <w:bCs/>
+          <w:sz w:val="18"/>
+          <w:szCs w:val="18"/>
         </w:rPr>
       </w:pPr>
     </w:p>
@@ -4026,15 +3384,14 @@
         <w:autoSpaceDE w:val="0"/>
         <w:autoSpaceDN w:val="0"/>
         <w:adjustRightInd w:val="0"/>
-        <w:spacing w:line="324" w:lineRule="auto"/>
-        <w:jc w:val="both"/>
-        <w:rPr>
-          <w:rFonts w:ascii="Arial" w:eastAsia="Arial Unicode MS" w:hAnsi="Arial" w:cs="Arial"/>
-          <w:b/>
-          <w:bCs/>
-          <w:sz w:val="18"/>
-          <w:szCs w:val="18"/>
-          <w:lang w:val="pt-BR"/>
+        <w:spacing w:line="336" w:lineRule="auto"/>
+        <w:jc w:val="center"/>
+        <w:rPr>
+          <w:rFonts w:ascii="Arial" w:hAnsi="Arial" w:cs="Arial"/>
+          <w:b/>
+          <w:bCs/>
+          <w:sz w:val="18"/>
+          <w:szCs w:val="18"/>
         </w:rPr>
       </w:pPr>
     </w:p>
@@ -4044,15 +3401,14 @@
         <w:autoSpaceDE w:val="0"/>
         <w:autoSpaceDN w:val="0"/>
         <w:adjustRightInd w:val="0"/>
-        <w:spacing w:line="324" w:lineRule="auto"/>
-        <w:jc w:val="both"/>
-        <w:rPr>
-          <w:rFonts w:ascii="Arial" w:eastAsia="Arial Unicode MS" w:hAnsi="Arial" w:cs="Arial"/>
-          <w:b/>
-          <w:bCs/>
-          <w:sz w:val="18"/>
-          <w:szCs w:val="18"/>
-          <w:lang w:val="pt-BR"/>
+        <w:spacing w:line="336" w:lineRule="auto"/>
+        <w:jc w:val="center"/>
+        <w:rPr>
+          <w:rFonts w:ascii="Arial" w:hAnsi="Arial" w:cs="Arial"/>
+          <w:b/>
+          <w:bCs/>
+          <w:sz w:val="18"/>
+          <w:szCs w:val="18"/>
         </w:rPr>
       </w:pPr>
     </w:p>
@@ -4062,15 +3418,14 @@
         <w:autoSpaceDE w:val="0"/>
         <w:autoSpaceDN w:val="0"/>
         <w:adjustRightInd w:val="0"/>
-        <w:spacing w:line="324" w:lineRule="auto"/>
-        <w:jc w:val="both"/>
-        <w:rPr>
-          <w:rFonts w:ascii="Arial" w:eastAsia="Arial Unicode MS" w:hAnsi="Arial" w:cs="Arial"/>
-          <w:b/>
-          <w:bCs/>
-          <w:sz w:val="18"/>
-          <w:szCs w:val="18"/>
-          <w:lang w:val="pt-BR"/>
+        <w:spacing w:line="336" w:lineRule="auto"/>
+        <w:jc w:val="center"/>
+        <w:rPr>
+          <w:rFonts w:ascii="Arial" w:hAnsi="Arial" w:cs="Arial"/>
+          <w:b/>
+          <w:bCs/>
+          <w:sz w:val="18"/>
+          <w:szCs w:val="18"/>
         </w:rPr>
       </w:pPr>
     </w:p>
@@ -4080,27 +3435,16 @@
         <w:autoSpaceDE w:val="0"/>
         <w:autoSpaceDN w:val="0"/>
         <w:adjustRightInd w:val="0"/>
-        <w:spacing w:line="324" w:lineRule="auto"/>
-        <w:jc w:val="both"/>
-        <w:rPr>
-          <w:rFonts w:ascii="Arial" w:eastAsia="Arial Unicode MS" w:hAnsi="Arial" w:cs="Arial"/>
-          <w:b/>
-          <w:bCs/>
-          <w:sz w:val="18"/>
-          <w:szCs w:val="18"/>
-          <w:lang w:val="pt-BR"/>
-        </w:rPr>
-      </w:pPr>
-      <w:r>
-        <w:rPr>
-          <w:rFonts w:ascii="Arial" w:hAnsi="Arial" w:cs="Arial"/>
-          <w:b/>
-          <w:bCs/>
-          <w:sz w:val="18"/>
-          <w:szCs w:val="18"/>
-        </w:rPr>
-        <w:t>______________________________________</w:t>
-      </w:r>
+        <w:spacing w:line="336" w:lineRule="auto"/>
+        <w:jc w:val="center"/>
+        <w:rPr>
+          <w:rFonts w:ascii="Arial" w:hAnsi="Arial" w:cs="Arial"/>
+          <w:b/>
+          <w:bCs/>
+          <w:sz w:val="18"/>
+          <w:szCs w:val="18"/>
+        </w:rPr>
+      </w:pPr>
     </w:p>
     <w:p>
       <w:pPr>
@@ -4108,8 +3452,8 @@
         <w:autoSpaceDE w:val="0"/>
         <w:autoSpaceDN w:val="0"/>
         <w:adjustRightInd w:val="0"/>
-        <w:spacing w:line="324" w:lineRule="auto"/>
-        <w:jc w:val="both"/>
+        <w:spacing w:line="336" w:lineRule="auto"/>
+        <w:jc w:val="center"/>
         <w:rPr>
           <w:rFonts w:ascii="Arial" w:eastAsia="Arial Unicode MS" w:hAnsi="Arial" w:cs="Arial"/>
           <w:b/>
@@ -4126,9 +3470,8 @@
           <w:bCs/>
           <w:sz w:val="18"/>
           <w:szCs w:val="18"/>
-          <w:lang w:val="es-ES_tradnl"/>
-        </w:rPr>
-        <w:t>«COPROPIETARIO»</w:t>
+        </w:rPr>
+        <w:t>____________________________________</w:t>
       </w:r>
     </w:p>
     <w:p>
@@ -4137,8 +3480,8 @@
         <w:autoSpaceDE w:val="0"/>
         <w:autoSpaceDN w:val="0"/>
         <w:adjustRightInd w:val="0"/>
-        <w:spacing w:line="324" w:lineRule="auto"/>
-        <w:jc w:val="both"/>
+        <w:spacing w:line="336" w:lineRule="auto"/>
+        <w:jc w:val="center"/>
         <w:rPr>
           <w:rFonts w:ascii="Arial" w:eastAsia="Arial Unicode MS" w:hAnsi="Arial" w:cs="Arial"/>
           <w:b/>
@@ -4148,6 +3491,17 @@
           <w:lang w:val="pt-BR"/>
         </w:rPr>
       </w:pPr>
+      <w:r>
+        <w:rPr>
+          <w:rFonts w:ascii="Arial" w:hAnsi="Arial" w:cs="Arial"/>
+          <w:b/>
+          <w:bCs/>
+          <w:sz w:val="18"/>
+          <w:szCs w:val="18"/>
+          <w:lang w:val="es-ES_tradnl"/>
+        </w:rPr>
+        <w:t>«COPROP»</w:t>
+      </w:r>
     </w:p>
     <w:p>
       <w:pPr>
@@ -4155,8 +3509,8 @@
         <w:autoSpaceDE w:val="0"/>
         <w:autoSpaceDN w:val="0"/>
         <w:adjustRightInd w:val="0"/>
-        <w:spacing w:line="324" w:lineRule="auto"/>
-        <w:jc w:val="both"/>
+        <w:spacing w:line="336" w:lineRule="auto"/>
+        <w:jc w:val="center"/>
         <w:rPr>
           <w:rFonts w:ascii="Arial" w:eastAsia="Arial Unicode MS" w:hAnsi="Arial" w:cs="Arial"/>
           <w:b/>
@@ -4166,6 +3520,16 @@
           <w:lang w:val="pt-BR"/>
         </w:rPr>
       </w:pPr>
+      <w:r>
+        <w:rPr>
+          <w:rFonts w:ascii="Arial" w:hAnsi="Arial" w:cs="Arial"/>
+          <w:b/>
+          <w:bCs/>
+          <w:sz w:val="18"/>
+          <w:szCs w:val="18"/>
+        </w:rPr>
+        <w:t>______________________________________</w:t>
+      </w:r>
     </w:p>
     <w:p>
       <w:pPr>
@@ -4173,7 +3537,36 @@
         <w:autoSpaceDE w:val="0"/>
         <w:autoSpaceDN w:val="0"/>
         <w:adjustRightInd w:val="0"/>
-        <w:spacing w:line="324" w:lineRule="auto"/>
+        <w:spacing w:line="336" w:lineRule="auto"/>
+        <w:jc w:val="center"/>
+        <w:rPr>
+          <w:rFonts w:ascii="Arial" w:eastAsia="Arial Unicode MS" w:hAnsi="Arial" w:cs="Arial"/>
+          <w:b/>
+          <w:bCs/>
+          <w:sz w:val="18"/>
+          <w:szCs w:val="18"/>
+          <w:lang w:val="pt-BR"/>
+        </w:rPr>
+      </w:pPr>
+      <w:r>
+        <w:rPr>
+          <w:rFonts w:ascii="Arial" w:hAnsi="Arial" w:cs="Arial"/>
+          <w:b/>
+          <w:bCs/>
+          <w:sz w:val="18"/>
+          <w:szCs w:val="18"/>
+          <w:lang w:val="es-ES_tradnl"/>
+        </w:rPr>
+        <w:t>«TITULAR»</w:t>
+      </w:r>
+    </w:p>
+    <w:p>
+      <w:pPr>
+        <w:widowControl w:val="0"/>
+        <w:autoSpaceDE w:val="0"/>
+        <w:autoSpaceDN w:val="0"/>
+        <w:adjustRightInd w:val="0"/>
+        <w:spacing w:line="336" w:lineRule="auto"/>
         <w:jc w:val="both"/>
         <w:rPr>
           <w:rFonts w:ascii="Arial" w:eastAsia="Arial Unicode MS" w:hAnsi="Arial" w:cs="Arial"/>
@@ -4181,10 +3574,160 @@
           <w:bCs/>
           <w:sz w:val="18"/>
           <w:szCs w:val="18"/>
+          <w:lang w:val="pt-BR"/>
+        </w:rPr>
+      </w:pPr>
+    </w:p>
+    <w:p>
+      <w:pPr>
+        <w:widowControl w:val="0"/>
+        <w:autoSpaceDE w:val="0"/>
+        <w:autoSpaceDN w:val="0"/>
+        <w:adjustRightInd w:val="0"/>
+        <w:spacing w:line="336" w:lineRule="auto"/>
+        <w:jc w:val="both"/>
+        <w:rPr>
+          <w:rFonts w:ascii="Arial" w:eastAsia="Arial Unicode MS" w:hAnsi="Arial" w:cs="Arial"/>
+          <w:b/>
+          <w:bCs/>
+          <w:sz w:val="18"/>
+          <w:szCs w:val="18"/>
+          <w:lang w:val="pt-BR"/>
+        </w:rPr>
+      </w:pPr>
+    </w:p>
+    <w:p>
+      <w:pPr>
+        <w:widowControl w:val="0"/>
+        <w:autoSpaceDE w:val="0"/>
+        <w:autoSpaceDN w:val="0"/>
+        <w:adjustRightInd w:val="0"/>
+        <w:spacing w:line="336" w:lineRule="auto"/>
+        <w:jc w:val="both"/>
+        <w:rPr>
+          <w:rFonts w:ascii="Arial" w:eastAsia="Arial Unicode MS" w:hAnsi="Arial" w:cs="Arial"/>
+          <w:b/>
+          <w:bCs/>
+          <w:sz w:val="18"/>
+          <w:szCs w:val="18"/>
+          <w:lang w:val="pt-BR"/>
+        </w:rPr>
+      </w:pPr>
+    </w:p>
+    <w:p>
+      <w:pPr>
+        <w:widowControl w:val="0"/>
+        <w:autoSpaceDE w:val="0"/>
+        <w:autoSpaceDN w:val="0"/>
+        <w:adjustRightInd w:val="0"/>
+        <w:spacing w:line="336" w:lineRule="auto"/>
+        <w:jc w:val="both"/>
+        <w:rPr>
+          <w:rFonts w:ascii="Arial" w:eastAsia="Arial Unicode MS" w:hAnsi="Arial" w:cs="Arial"/>
+          <w:b/>
+          <w:bCs/>
+          <w:sz w:val="18"/>
+          <w:szCs w:val="18"/>
+          <w:lang w:val="pt-BR"/>
+        </w:rPr>
+      </w:pPr>
+    </w:p>
+    <w:p>
+      <w:pPr>
+        <w:widowControl w:val="0"/>
+        <w:autoSpaceDE w:val="0"/>
+        <w:autoSpaceDN w:val="0"/>
+        <w:adjustRightInd w:val="0"/>
+        <w:spacing w:line="336" w:lineRule="auto"/>
+        <w:jc w:val="both"/>
+        <w:rPr>
+          <w:rFonts w:ascii="Arial" w:eastAsia="Arial Unicode MS" w:hAnsi="Arial" w:cs="Arial"/>
+          <w:b/>
+          <w:bCs/>
+          <w:sz w:val="18"/>
+          <w:szCs w:val="18"/>
+          <w:lang w:val="pt-BR"/>
+        </w:rPr>
+      </w:pPr>
+    </w:p>
+    <w:p>
+      <w:pPr>
+        <w:widowControl w:val="0"/>
+        <w:autoSpaceDE w:val="0"/>
+        <w:autoSpaceDN w:val="0"/>
+        <w:adjustRightInd w:val="0"/>
+        <w:spacing w:line="336" w:lineRule="auto"/>
+        <w:jc w:val="both"/>
+        <w:rPr>
+          <w:rFonts w:ascii="Arial" w:eastAsia="Arial Unicode MS" w:hAnsi="Arial" w:cs="Arial"/>
+          <w:b/>
+          <w:bCs/>
+          <w:sz w:val="18"/>
+          <w:szCs w:val="18"/>
+        </w:rPr>
+      </w:pPr>
+    </w:p>
+    <w:p>
+      <w:pPr>
+        <w:widowControl w:val="0"/>
+        <w:autoSpaceDE w:val="0"/>
+        <w:autoSpaceDN w:val="0"/>
+        <w:adjustRightInd w:val="0"/>
+        <w:spacing w:line="336" w:lineRule="auto"/>
+        <w:jc w:val="both"/>
+        <w:rPr>
+          <w:rFonts w:ascii="Arial" w:eastAsia="Arial Unicode MS" w:hAnsi="Arial" w:cs="Arial"/>
+          <w:b/>
+          <w:bCs/>
+          <w:sz w:val="18"/>
+          <w:szCs w:val="18"/>
+          <w:lang w:val="pt-BR"/>
+        </w:rPr>
+      </w:pPr>
+    </w:p>
+    <w:p>
+      <w:pPr>
+        <w:widowControl w:val="0"/>
+        <w:autoSpaceDE w:val="0"/>
+        <w:autoSpaceDN w:val="0"/>
+        <w:adjustRightInd w:val="0"/>
+        <w:spacing w:line="336" w:lineRule="auto"/>
+        <w:jc w:val="both"/>
+        <w:rPr>
+          <w:rFonts w:ascii="Arial" w:eastAsia="Arial Unicode MS" w:hAnsi="Arial" w:cs="Arial"/>
+          <w:b/>
+          <w:bCs/>
+          <w:sz w:val="18"/>
+          <w:szCs w:val="18"/>
+        </w:rPr>
+        <w:sectPr>
+          <w:type w:val="continuous"/>
+          <w:pgSz w:w="11906" w:h="16838"/>
+          <w:pgMar w:top="2835" w:right="737" w:bottom="567" w:left="2381" w:header="709" w:footer="709" w:gutter="0"/>
+          <w:cols w:num="2" w:space="708"/>
+          <w:docGrid w:linePitch="360"/>
+        </w:sectPr>
+      </w:pPr>
+    </w:p>
+    <w:p>
+      <w:pPr>
+        <w:widowControl w:val="0"/>
+        <w:autoSpaceDE w:val="0"/>
+        <w:autoSpaceDN w:val="0"/>
+        <w:adjustRightInd w:val="0"/>
+        <w:spacing w:line="336" w:lineRule="auto"/>
+        <w:jc w:val="both"/>
+        <w:rPr>
+          <w:rFonts w:ascii="Arial" w:eastAsia="Arial Unicode MS" w:hAnsi="Arial" w:cs="Arial"/>
+          <w:b/>
+          <w:bCs/>
+          <w:sz w:val="18"/>
+          <w:szCs w:val="18"/>
         </w:rPr>
       </w:pPr>
     </w:p>
     <w:sectPr>
+      <w:type w:val="continuous"/>
       <w:pgSz w:w="11906" w:h="16838"/>
       <w:pgMar w:top="2835" w:right="737" w:bottom="567" w:left="2381" w:header="709" w:footer="709" w:gutter="0"/>
       <w:cols w:space="708"/>
@@ -5499,7 +5042,7 @@
     <w:lsdException w:name="E-mail Signature" w:semiHidden="1" w:unhideWhenUsed="1"/>
     <w:lsdException w:name="HTML Top of Form" w:semiHidden="1" w:unhideWhenUsed="1"/>
     <w:lsdException w:name="HTML Bottom of Form" w:semiHidden="1" w:unhideWhenUsed="1"/>
-    <w:lsdException w:name="Normal (Web)" w:semiHidden="1" w:uiPriority="0" w:unhideWhenUsed="1"/>
+    <w:lsdException w:name="Normal (Web)" w:semiHidden="1" w:unhideWhenUsed="1"/>
     <w:lsdException w:name="HTML Acronym" w:semiHidden="1" w:unhideWhenUsed="1"/>
     <w:lsdException w:name="HTML Address" w:semiHidden="1" w:unhideWhenUsed="1"/>
     <w:lsdException w:name="HTML Cite" w:semiHidden="1" w:unhideWhenUsed="1"/>
@@ -6072,6 +5615,7 @@
   <w:style w:type="paragraph" w:styleId="NormalWeb">
     <w:name w:val="Normal (Web)"/>
     <w:basedOn w:val="Normal"/>
+    <w:uiPriority w:val="99"/>
     <w:rsid w:val="000561C5"/>
     <w:pPr>
       <w:spacing w:before="100" w:beforeAutospacing="1" w:after="100" w:afterAutospacing="1"/>

--- a/app/templates/laureles/AZUL.docx
+++ b/app/templates/laureles/AZUL.docx
@@ -240,29 +240,27 @@
           <w:szCs w:val="18"/>
           <w:lang w:val="es-ES_tradnl"/>
         </w:rPr>
-        <w:t xml:space="preserve">20609784271, CON DOMICILIO EN EL JR. AYACUCHO </w:t>
-      </w:r>
-      <w:proofErr w:type="spellStart"/>
-      <w:r>
-        <w:rPr>
-          <w:rFonts w:ascii="Arial" w:hAnsi="Arial" w:cs="Arial"/>
-          <w:bCs/>
+        <w:t>20609784271, CON DOMICILIO EN EL JR. AYACUCHO N° 513, INT. 205 CENTRO HISTÓRICO, DISTRITO Y PROVINCIA DE TRUJILLO, DEPARTAMENTO DE LA LIBERTAD</w:t>
+      </w:r>
+      <w:r>
+        <w:rPr>
+          <w:rFonts w:ascii="Arial" w:hAnsi="Arial" w:cs="Arial"/>
           <w:sz w:val="18"/>
           <w:szCs w:val="18"/>
           <w:lang w:val="es-ES_tradnl"/>
         </w:rPr>
-        <w:t>N°</w:t>
-      </w:r>
-      <w:proofErr w:type="spellEnd"/>
-      <w:r>
-        <w:rPr>
-          <w:rFonts w:ascii="Arial" w:hAnsi="Arial" w:cs="Arial"/>
+        <w:t>,</w:t>
+      </w:r>
+      <w:r>
+        <w:rPr>
+          <w:rFonts w:ascii="Arial" w:hAnsi="Arial" w:cs="Arial"/>
+          <w:b/>
           <w:bCs/>
           <w:sz w:val="18"/>
           <w:szCs w:val="18"/>
           <w:lang w:val="es-ES_tradnl"/>
         </w:rPr>
-        <w:t xml:space="preserve"> 513, INT. 205 CENTRO HISTÓRICO, DISTRITO Y PROVINCIA DE TRUJILLO, DEPARTAMENTO DE LA LIBERTAD</w:t>
+        <w:t xml:space="preserve"> </w:t>
       </w:r>
       <w:r>
         <w:rPr>
@@ -271,47 +269,7 @@
           <w:szCs w:val="18"/>
           <w:lang w:val="es-ES_tradnl"/>
         </w:rPr>
-        <w:t>,</w:t>
-      </w:r>
-      <w:r>
-        <w:rPr>
-          <w:rFonts w:ascii="Arial" w:hAnsi="Arial" w:cs="Arial"/>
-          <w:b/>
-          <w:bCs/>
-          <w:sz w:val="18"/>
-          <w:szCs w:val="18"/>
-          <w:lang w:val="es-ES_tradnl"/>
-        </w:rPr>
-        <w:t xml:space="preserve"> </w:t>
-      </w:r>
-      <w:r>
-        <w:rPr>
-          <w:rFonts w:ascii="Arial" w:hAnsi="Arial" w:cs="Arial"/>
-          <w:sz w:val="18"/>
-          <w:szCs w:val="18"/>
-          <w:lang w:val="es-ES_tradnl"/>
-        </w:rPr>
-        <w:t xml:space="preserve">SEGUN FACULTADES INSCRITAS EN LA PARTIDA REGISTRAL 11486486 DEL REGISTRO DE PERSONAS JURIDICAS DE LA ZONA REGISTRAL </w:t>
-      </w:r>
-      <w:proofErr w:type="spellStart"/>
-      <w:r>
-        <w:rPr>
-          <w:rFonts w:ascii="Arial" w:hAnsi="Arial" w:cs="Arial"/>
-          <w:sz w:val="18"/>
-          <w:szCs w:val="18"/>
-          <w:lang w:val="es-ES_tradnl"/>
-        </w:rPr>
-        <w:t>N°</w:t>
-      </w:r>
-      <w:proofErr w:type="spellEnd"/>
-      <w:r>
-        <w:rPr>
-          <w:rFonts w:ascii="Arial" w:hAnsi="Arial" w:cs="Arial"/>
-          <w:sz w:val="18"/>
-          <w:szCs w:val="18"/>
-          <w:lang w:val="es-ES_tradnl"/>
-        </w:rPr>
-        <w:t xml:space="preserve"> V - SEDE TRUJILLO, OFICINA REGISTRAL DE TRUJILLO</w:t>
+        <w:t>SEGUN FACULTADES INSCRITAS EN LA PARTIDA REGISTRAL 11486486 DEL REGISTRO DE PERSONAS JURIDICAS DE LA ZONA REGISTRAL N° V - SEDE TRUJILLO, OFICINA REGISTRAL DE TRUJILLO</w:t>
       </w:r>
       <w:r>
         <w:rPr>
@@ -417,7 +375,27 @@
           <w:sz w:val="18"/>
           <w:szCs w:val="18"/>
         </w:rPr>
-        <w:t xml:space="preserve">; DE ESTADO CIVIL: «ESTADO_CIVIL»; DE PROFESION U OCUPACION: «OCUPACION»; CON DOMICILIO EN «DIRECCION» Y </w:t>
+        <w:t>; DE ESTADO CIVIL: «ESTADO_CIVIL»; DE PROFESION U OCUPACION: «OCUPACION»; CON DOMICILIO EN «DIRECCION</w:t>
+      </w:r>
+      <w:r>
+        <w:rPr>
+          <w:rFonts w:ascii="Arial" w:hAnsi="Arial" w:cs="Arial"/>
+          <w:bCs/>
+          <w:color w:val="000000"/>
+          <w:sz w:val="18"/>
+          <w:szCs w:val="18"/>
+        </w:rPr>
+        <w:t xml:space="preserve">», «UBIGEO» </w:t>
+      </w:r>
+      <w:r>
+        <w:rPr>
+          <w:rFonts w:ascii="Arial" w:hAnsi="Arial" w:cs="Arial"/>
+          <w:bCs/>
+          <w:color w:val="000000"/>
+          <w:sz w:val="18"/>
+          <w:szCs w:val="18"/>
+        </w:rPr>
+        <w:t xml:space="preserve">Y </w:t>
       </w:r>
       <w:r>
         <w:rPr>
@@ -457,7 +435,17 @@
           <w:sz w:val="18"/>
           <w:szCs w:val="18"/>
         </w:rPr>
-        <w:t>; DE ESTADO CIVIL: «ESTADO_CIVIL2»; DE PROFESION U OCUPACION: «OCUPACION2»; CON DOMICILIO EN «DIRECCION2»</w:t>
+        <w:t>; DE ESTADO CIVIL: «ESTADO_CIVIL2»; DE PROFESION U OCUPACION: «OCUPACION2»; CON DOMICILIO EN «DIRECCION2</w:t>
+      </w:r>
+      <w:r>
+        <w:rPr>
+          <w:rFonts w:ascii="Arial" w:hAnsi="Arial" w:cs="Arial"/>
+          <w:bCs/>
+          <w:color w:val="000000"/>
+          <w:sz w:val="18"/>
+          <w:szCs w:val="18"/>
+        </w:rPr>
+        <w:t>», «UBIGEO2»</w:t>
       </w:r>
       <w:r>
         <w:rPr>
@@ -498,7 +486,6 @@
           <w:szCs w:val="18"/>
         </w:rPr>
       </w:pPr>
-      <w:proofErr w:type="gramStart"/>
       <w:r>
         <w:rPr>
           <w:rFonts w:ascii="Arial" w:hAnsi="Arial" w:cs="Arial"/>
@@ -507,18 +494,7 @@
           <w:szCs w:val="18"/>
           <w:u w:val="single"/>
         </w:rPr>
-        <w:t>PRIMERA.-</w:t>
-      </w:r>
-      <w:proofErr w:type="gramEnd"/>
-      <w:r>
-        <w:rPr>
-          <w:rFonts w:ascii="Arial" w:hAnsi="Arial" w:cs="Arial"/>
-          <w:b/>
-          <w:sz w:val="18"/>
-          <w:szCs w:val="18"/>
-          <w:u w:val="single"/>
-        </w:rPr>
-        <w:t xml:space="preserve"> ANTECEDENTES </w:t>
+        <w:t xml:space="preserve">PRIMERA.- ANTECEDENTES </w:t>
       </w:r>
     </w:p>
     <w:p>
@@ -593,27 +569,7 @@
           <w:sz w:val="18"/>
           <w:szCs w:val="18"/>
         </w:rPr>
-        <w:t xml:space="preserve">PARTIDA ELECTRONICA </w:t>
-      </w:r>
-      <w:proofErr w:type="spellStart"/>
-      <w:r>
-        <w:rPr>
-          <w:rFonts w:ascii="Arial" w:hAnsi="Arial" w:cs="Arial"/>
-          <w:b/>
-          <w:sz w:val="18"/>
-          <w:szCs w:val="18"/>
-        </w:rPr>
-        <w:t>Nº</w:t>
-      </w:r>
-      <w:proofErr w:type="spellEnd"/>
-      <w:r>
-        <w:rPr>
-          <w:rFonts w:ascii="Arial" w:hAnsi="Arial" w:cs="Arial"/>
-          <w:b/>
-          <w:sz w:val="18"/>
-          <w:szCs w:val="18"/>
-        </w:rPr>
-        <w:t xml:space="preserve"> 11095526</w:t>
+        <w:t>PARTIDA ELECTRONICA Nº 11095526</w:t>
       </w:r>
       <w:r>
         <w:rPr>
@@ -638,25 +594,7 @@
           <w:sz w:val="18"/>
           <w:szCs w:val="18"/>
         </w:rPr>
-        <w:t xml:space="preserve">DEL REGISTRO DE PREDIOS DE LA ZONA REGISTRAL </w:t>
-      </w:r>
-      <w:proofErr w:type="spellStart"/>
-      <w:r>
-        <w:rPr>
-          <w:rFonts w:ascii="Arial" w:hAnsi="Arial" w:cs="Arial"/>
-          <w:sz w:val="18"/>
-          <w:szCs w:val="18"/>
-        </w:rPr>
-        <w:t>Nº</w:t>
-      </w:r>
-      <w:proofErr w:type="spellEnd"/>
-      <w:r>
-        <w:rPr>
-          <w:rFonts w:ascii="Arial" w:hAnsi="Arial" w:cs="Arial"/>
-          <w:sz w:val="18"/>
-          <w:szCs w:val="18"/>
-        </w:rPr>
-        <w:t xml:space="preserve"> V – SEDE TRUJILLO, OFICINA REGISTRAL DE TRUJILLO</w:t>
+        <w:t>DEL REGISTRO DE PREDIOS DE LA ZONA REGISTRAL Nº V – SEDE TRUJILLO, OFICINA REGISTRAL DE TRUJILLO</w:t>
       </w:r>
       <w:r>
         <w:rPr>
@@ -862,7 +800,6 @@
           <w:szCs w:val="18"/>
         </w:rPr>
       </w:pPr>
-      <w:proofErr w:type="gramStart"/>
       <w:r>
         <w:rPr>
           <w:rFonts w:ascii="Arial" w:hAnsi="Arial" w:cs="Arial"/>
@@ -872,19 +809,7 @@
           <w:szCs w:val="18"/>
           <w:lang w:eastAsia="en-US"/>
         </w:rPr>
-        <w:t>SEGUNDA.-</w:t>
-      </w:r>
-      <w:proofErr w:type="gramEnd"/>
-      <w:r>
-        <w:rPr>
-          <w:rFonts w:ascii="Arial" w:hAnsi="Arial" w:cs="Arial"/>
-          <w:b/>
-          <w:bCs/>
-          <w:sz w:val="18"/>
-          <w:szCs w:val="18"/>
-          <w:lang w:eastAsia="en-US"/>
-        </w:rPr>
-        <w:t xml:space="preserve"> </w:t>
+        <w:t xml:space="preserve">SEGUNDA.- </w:t>
       </w:r>
       <w:r>
         <w:rPr>
@@ -951,7 +876,6 @@
           <w:szCs w:val="18"/>
         </w:rPr>
       </w:pPr>
-      <w:proofErr w:type="gramStart"/>
       <w:r>
         <w:rPr>
           <w:rFonts w:ascii="Arial" w:hAnsi="Arial" w:cs="Arial"/>
@@ -968,16 +892,7 @@
           <w:sz w:val="18"/>
           <w:szCs w:val="18"/>
         </w:rPr>
-        <w:t>.-</w:t>
-      </w:r>
-      <w:proofErr w:type="gramEnd"/>
-      <w:r>
-        <w:rPr>
-          <w:rFonts w:ascii="Arial" w:hAnsi="Arial" w:cs="Arial"/>
-          <w:sz w:val="18"/>
-          <w:szCs w:val="18"/>
-        </w:rPr>
-        <w:t xml:space="preserve"> IMPORTE DE VENTA Y FORMA DE PAGO: </w:t>
+        <w:t xml:space="preserve">.- IMPORTE DE VENTA Y FORMA DE PAGO: </w:t>
       </w:r>
     </w:p>
     <w:p>
@@ -1142,27 +1057,7 @@
           <w:sz w:val="18"/>
           <w:szCs w:val="18"/>
         </w:rPr>
-        <w:t>US$«PRECIO» («PRECIO_TEXTO» Y «PRECIO_</w:t>
-      </w:r>
-      <w:proofErr w:type="gramStart"/>
-      <w:r>
-        <w:rPr>
-          <w:rFonts w:ascii="Arial" w:hAnsi="Arial" w:cs="Arial"/>
-          <w:b/>
-          <w:sz w:val="18"/>
-          <w:szCs w:val="18"/>
-        </w:rPr>
-        <w:t>DECIMAL»/</w:t>
-      </w:r>
-      <w:proofErr w:type="gramEnd"/>
-      <w:r>
-        <w:rPr>
-          <w:rFonts w:ascii="Arial" w:hAnsi="Arial" w:cs="Arial"/>
-          <w:b/>
-          <w:sz w:val="18"/>
-          <w:szCs w:val="18"/>
-        </w:rPr>
-        <w:t>100 DOLARES AMERICANOS)</w:t>
+        <w:t>US$«PRECIO» («PRECIO_TEXTO» Y «PRECIO_DECIMAL»/100 DOLARES AMERICANOS)</w:t>
       </w:r>
       <w:r>
         <w:rPr>
@@ -1251,27 +1146,7 @@
           <w:sz w:val="18"/>
           <w:szCs w:val="18"/>
         </w:rPr>
-        <w:t>S</w:t>
-      </w:r>
-      <w:proofErr w:type="gramStart"/>
-      <w:r>
-        <w:rPr>
-          <w:rFonts w:ascii="Arial" w:hAnsi="Arial" w:cs="Arial"/>
-          <w:bCs/>
-          <w:sz w:val="18"/>
-          <w:szCs w:val="18"/>
-        </w:rPr>
-        <w:t>/«</w:t>
-      </w:r>
-      <w:proofErr w:type="gramEnd"/>
-      <w:r>
-        <w:rPr>
-          <w:rFonts w:ascii="Arial" w:hAnsi="Arial" w:cs="Arial"/>
-          <w:bCs/>
-          <w:sz w:val="18"/>
-          <w:szCs w:val="18"/>
-        </w:rPr>
-        <w:t xml:space="preserve">SEP_SOLES» («SEP_SOLES_TEXTO» Y «SEP_SOLES_DECIMAL»/100 SOLES) QUE AL TIPO DE CAMBIO DE S/ «TIPO_CAMBIO» («TC_TEXTO» Y «TC_DECIMAL»/100 SOLES) EQUIVALE A </w:t>
+        <w:t xml:space="preserve">S/«SEP_SOLES» («SEP_SOLES_TEXTO» Y «SEP_SOLES_DECIMAL»/100 SOLES) QUE AL TIPO DE CAMBIO DE S/ «TIPO_CAMBIO» («TC_TEXTO» Y «TC_DECIMAL»/100 SOLES) EQUIVALE A </w:t>
       </w:r>
       <w:r>
         <w:rPr>
@@ -1369,7 +1244,6 @@
           <w:szCs w:val="18"/>
         </w:rPr>
       </w:pPr>
-      <w:proofErr w:type="gramStart"/>
       <w:r>
         <w:rPr>
           <w:rFonts w:ascii="Arial" w:hAnsi="Arial" w:cs="Arial"/>
@@ -1386,16 +1260,7 @@
           <w:sz w:val="18"/>
           <w:szCs w:val="18"/>
         </w:rPr>
-        <w:t>.-</w:t>
-      </w:r>
-      <w:proofErr w:type="gramEnd"/>
-      <w:r>
-        <w:rPr>
-          <w:rFonts w:ascii="Arial" w:hAnsi="Arial" w:cs="Arial"/>
-          <w:sz w:val="18"/>
-          <w:szCs w:val="18"/>
-        </w:rPr>
-        <w:t xml:space="preserve"> AMBAS PARTES ACUERDAN LO SIGUIENTE</w:t>
+        <w:t>.- AMBAS PARTES ACUERDAN LO SIGUIENTE</w:t>
       </w:r>
       <w:r>
         <w:rPr>
@@ -1662,7 +1527,6 @@
           <w:szCs w:val="18"/>
         </w:rPr>
       </w:pPr>
-      <w:proofErr w:type="gramStart"/>
       <w:r>
         <w:rPr>
           <w:rFonts w:ascii="Arial" w:hAnsi="Arial" w:cs="Arial"/>
@@ -1680,16 +1544,7 @@
           <w:sz w:val="18"/>
           <w:szCs w:val="18"/>
         </w:rPr>
-        <w:t>.-</w:t>
-      </w:r>
-      <w:proofErr w:type="gramEnd"/>
-      <w:r>
-        <w:rPr>
-          <w:rFonts w:ascii="Arial" w:hAnsi="Arial" w:cs="Arial"/>
-          <w:sz w:val="18"/>
-          <w:szCs w:val="18"/>
-        </w:rPr>
-        <w:t xml:space="preserve"> </w:t>
+        <w:t xml:space="preserve">.- </w:t>
       </w:r>
       <w:r>
         <w:rPr>
@@ -1905,7 +1760,6 @@
           <w:szCs w:val="18"/>
         </w:rPr>
       </w:pPr>
-      <w:proofErr w:type="gramStart"/>
       <w:r>
         <w:rPr>
           <w:rFonts w:ascii="Arial" w:hAnsi="Arial" w:cs="Arial"/>
@@ -1924,7 +1778,6 @@
         </w:rPr>
         <w:t>.-</w:t>
       </w:r>
-      <w:proofErr w:type="gramEnd"/>
       <w:r>
         <w:rPr>
           <w:rFonts w:ascii="Arial" w:hAnsi="Arial" w:cs="Arial"/>
@@ -2113,15 +1966,15 @@
           <w:sz w:val="18"/>
           <w:szCs w:val="18"/>
         </w:rPr>
-        <w:t>«COMPRADOR»</w:t>
-      </w:r>
-      <w:r>
-        <w:rPr>
-          <w:rFonts w:ascii="Arial" w:hAnsi="Arial" w:cs="Arial"/>
-          <w:sz w:val="18"/>
-          <w:szCs w:val="18"/>
-        </w:rPr>
-        <w:t xml:space="preserve">, UNA VEZ REALIZADA LA INDEPENDIZACIÓN DE EL INMUEBLE OBJETO DEL PRESENTE CONTRATO EN EL REGISTRO PÚBLICO PERTINENTE, Y TOTALMENTE SANEADO, PARA CUYOS EFECTOS, LAS PARTES ACUERDAN </w:t>
+        <w:t xml:space="preserve">«COMPRADOR», «MODALIDAD_ENTREGA», PARA </w:t>
+      </w:r>
+      <w:r>
+        <w:rPr>
+          <w:rFonts w:ascii="Arial" w:hAnsi="Arial" w:cs="Arial"/>
+          <w:sz w:val="18"/>
+          <w:szCs w:val="18"/>
+        </w:rPr>
+        <w:t xml:space="preserve">CUYOS EFECTOS, LAS PARTES ACUERDAN </w:t>
       </w:r>
       <w:r>
         <w:rPr>
@@ -2255,7 +2108,6 @@
           <w:szCs w:val="18"/>
         </w:rPr>
       </w:pPr>
-      <w:proofErr w:type="gramStart"/>
       <w:r>
         <w:rPr>
           <w:rFonts w:ascii="Arial" w:hAnsi="Arial" w:cs="Arial"/>
@@ -2274,7 +2126,6 @@
         </w:rPr>
         <w:t>.-</w:t>
       </w:r>
-      <w:proofErr w:type="gramEnd"/>
       <w:r>
         <w:rPr>
           <w:rFonts w:ascii="Arial" w:hAnsi="Arial" w:cs="Arial"/>
@@ -2345,7 +2196,6 @@
           <w:szCs w:val="18"/>
         </w:rPr>
       </w:pPr>
-      <w:proofErr w:type="gramStart"/>
       <w:r>
         <w:rPr>
           <w:rFonts w:ascii="Arial" w:hAnsi="Arial" w:cs="Arial"/>
@@ -2364,7 +2214,6 @@
         </w:rPr>
         <w:t>.-</w:t>
       </w:r>
-      <w:proofErr w:type="gramEnd"/>
       <w:r>
         <w:rPr>
           <w:rFonts w:ascii="Arial" w:hAnsi="Arial" w:cs="Arial"/>
@@ -2473,7 +2322,6 @@
           <w:szCs w:val="18"/>
         </w:rPr>
       </w:pPr>
-      <w:proofErr w:type="gramStart"/>
       <w:r>
         <w:rPr>
           <w:rFonts w:ascii="Arial" w:hAnsi="Arial" w:cs="Arial"/>
@@ -2490,16 +2338,7 @@
           <w:sz w:val="18"/>
           <w:szCs w:val="18"/>
         </w:rPr>
-        <w:t>.-</w:t>
-      </w:r>
-      <w:proofErr w:type="gramEnd"/>
-      <w:r>
-        <w:rPr>
-          <w:rFonts w:ascii="Arial" w:hAnsi="Arial" w:cs="Arial"/>
-          <w:sz w:val="18"/>
-          <w:szCs w:val="18"/>
-        </w:rPr>
-        <w:t xml:space="preserve"> EQUIVALENCIA ENTRE EL PRECIO Y EL BIEN MATERIA DE VENTA: </w:t>
+        <w:t xml:space="preserve">.- EQUIVALENCIA ENTRE EL PRECIO Y EL BIEN MATERIA DE VENTA: </w:t>
       </w:r>
     </w:p>
     <w:p>
@@ -2573,7 +2412,6 @@
           <w:szCs w:val="18"/>
         </w:rPr>
       </w:pPr>
-      <w:proofErr w:type="gramStart"/>
       <w:r>
         <w:rPr>
           <w:rFonts w:ascii="Arial" w:hAnsi="Arial" w:cs="Arial"/>
@@ -2590,16 +2428,7 @@
           <w:sz w:val="18"/>
           <w:szCs w:val="18"/>
         </w:rPr>
-        <w:t>.-</w:t>
-      </w:r>
-      <w:proofErr w:type="gramEnd"/>
-      <w:r>
-        <w:rPr>
-          <w:rFonts w:ascii="Arial" w:hAnsi="Arial" w:cs="Arial"/>
-          <w:sz w:val="18"/>
-          <w:szCs w:val="18"/>
-        </w:rPr>
-        <w:t xml:space="preserve"> DECLARACION DE LAS PARTES:</w:t>
+        <w:t>.- DECLARACION DE LAS PARTES:</w:t>
       </w:r>
       <w:r>
         <w:rPr>
@@ -2950,35 +2779,15 @@
           <w:sz w:val="18"/>
           <w:szCs w:val="18"/>
         </w:rPr>
-        <w:t xml:space="preserve">DECIMA </w:t>
-      </w:r>
-      <w:proofErr w:type="gramStart"/>
-      <w:r>
-        <w:rPr>
-          <w:rFonts w:ascii="Arial" w:hAnsi="Arial" w:cs="Arial"/>
-          <w:b/>
-          <w:bCs/>
-          <w:sz w:val="18"/>
-          <w:szCs w:val="18"/>
-        </w:rPr>
-        <w:t>PRIMERA</w:t>
-      </w:r>
-      <w:r>
-        <w:rPr>
-          <w:rFonts w:ascii="Arial" w:hAnsi="Arial" w:cs="Arial"/>
-          <w:sz w:val="18"/>
-          <w:szCs w:val="18"/>
-        </w:rPr>
-        <w:t>.-</w:t>
-      </w:r>
-      <w:proofErr w:type="gramEnd"/>
-      <w:r>
-        <w:rPr>
-          <w:rFonts w:ascii="Arial" w:hAnsi="Arial" w:cs="Arial"/>
-          <w:sz w:val="18"/>
-          <w:szCs w:val="18"/>
-        </w:rPr>
-        <w:t xml:space="preserve"> LOS GASTOS NOTARIALES, REGISTRALES QUE ORIGINE EL PERFECCIONAMIENTO DE ESTE CONTRATO, SERÁN DE CUENTA EXCLUSIVA DE </w:t>
+        <w:t>DECIMA PRIMERA</w:t>
+      </w:r>
+      <w:r>
+        <w:rPr>
+          <w:rFonts w:ascii="Arial" w:hAnsi="Arial" w:cs="Arial"/>
+          <w:sz w:val="18"/>
+          <w:szCs w:val="18"/>
+        </w:rPr>
+        <w:t xml:space="preserve">.- LOS GASTOS NOTARIALES, REGISTRALES QUE ORIGINE EL PERFECCIONAMIENTO DE ESTE CONTRATO, SERÁN DE CUENTA EXCLUSIVA DE </w:t>
       </w:r>
       <w:r>
         <w:rPr>
@@ -3027,35 +2836,15 @@
           <w:sz w:val="18"/>
           <w:szCs w:val="18"/>
         </w:rPr>
-        <w:t xml:space="preserve">A </w:t>
-      </w:r>
-      <w:proofErr w:type="gramStart"/>
-      <w:r>
-        <w:rPr>
-          <w:rFonts w:ascii="Arial" w:hAnsi="Arial" w:cs="Arial"/>
-          <w:b/>
-          <w:bCs/>
-          <w:sz w:val="18"/>
-          <w:szCs w:val="18"/>
-        </w:rPr>
-        <w:t>SEGUNDA</w:t>
-      </w:r>
-      <w:r>
-        <w:rPr>
-          <w:rFonts w:ascii="Arial" w:hAnsi="Arial" w:cs="Arial"/>
-          <w:sz w:val="18"/>
-          <w:szCs w:val="18"/>
-        </w:rPr>
-        <w:t>.-</w:t>
-      </w:r>
-      <w:proofErr w:type="gramEnd"/>
-      <w:r>
-        <w:rPr>
-          <w:rFonts w:ascii="Arial" w:hAnsi="Arial" w:cs="Arial"/>
-          <w:sz w:val="18"/>
-          <w:szCs w:val="18"/>
-        </w:rPr>
-        <w:t xml:space="preserve"> </w:t>
+        <w:t>A SEGUNDA</w:t>
+      </w:r>
+      <w:r>
+        <w:rPr>
+          <w:rFonts w:ascii="Arial" w:hAnsi="Arial" w:cs="Arial"/>
+          <w:sz w:val="18"/>
+          <w:szCs w:val="18"/>
+        </w:rPr>
+        <w:t xml:space="preserve">.- </w:t>
       </w:r>
       <w:r>
         <w:rPr>
@@ -3111,7 +2900,6 @@
         </w:rPr>
         <w:t xml:space="preserve">DECIMO </w:t>
       </w:r>
-      <w:proofErr w:type="gramStart"/>
       <w:r>
         <w:rPr>
           <w:rFonts w:ascii="Arial" w:hAnsi="Arial" w:cs="Arial"/>
@@ -3128,16 +2916,7 @@
           <w:sz w:val="18"/>
           <w:szCs w:val="18"/>
         </w:rPr>
-        <w:t>.-</w:t>
-      </w:r>
-      <w:proofErr w:type="gramEnd"/>
-      <w:r>
-        <w:rPr>
-          <w:rFonts w:ascii="Arial" w:hAnsi="Arial" w:cs="Arial"/>
-          <w:sz w:val="18"/>
-          <w:szCs w:val="18"/>
-        </w:rPr>
-        <w:t xml:space="preserve"> AMBAS PARTES CONTRATANTES DEBIDAMENTE ENTERADAS DE LAS CLÁUSULAS Y ESTIPULACIONES DEL PRESENTE CONTRATO LO ACEPTAN EN TODAS Y CADA UNA DE SUS PARTES OBLIGÁNDOSE A SU FIEL Y ESTRICTO CUMPLIMIENTO, SUSCRIBIENDO EL PRESENTE</w:t>
+        <w:t>.- AMBAS PARTES CONTRATANTES DEBIDAMENTE ENTERADAS DE LAS CLÁUSULAS Y ESTIPULACIONES DEL PRESENTE CONTRATO LO ACEPTAN EN TODAS Y CADA UNA DE SUS PARTES OBLIGÁNDOSE A SU FIEL Y ESTRICTO CUMPLIMIENTO, SUSCRIBIENDO EL PRESENTE</w:t>
       </w:r>
       <w:r>
         <w:rPr>

--- a/app/templates/laureles/AZUL.docx
+++ b/app/templates/laureles/AZUL.docx
@@ -515,15 +515,31 @@
           <w:sz w:val="18"/>
           <w:szCs w:val="18"/>
         </w:rPr>
-        <w:t>EL VENDEDOR</w:t>
-      </w:r>
-      <w:r>
-        <w:rPr>
-          <w:rFonts w:ascii="Arial" w:hAnsi="Arial" w:cs="Arial"/>
-          <w:sz w:val="18"/>
-          <w:szCs w:val="18"/>
-        </w:rPr>
-        <w:t xml:space="preserve"> ES PROPIETARIO DEL</w:t>
+        <w:t>LA VENDEDORA</w:t>
+      </w:r>
+      <w:r>
+        <w:rPr>
+          <w:rFonts w:ascii="Arial" w:hAnsi="Arial" w:cs="Arial"/>
+          <w:sz w:val="18"/>
+          <w:szCs w:val="18"/>
+        </w:rPr>
+        <w:t xml:space="preserve"> ES PROPIETARI</w:t>
+      </w:r>
+      <w:r>
+        <w:rPr>
+          <w:rFonts w:ascii="Arial" w:hAnsi="Arial" w:cs="Arial"/>
+          <w:sz w:val="18"/>
+          <w:szCs w:val="18"/>
+        </w:rPr>
+        <w:t>A</w:t>
+      </w:r>
+      <w:r>
+        <w:rPr>
+          <w:rFonts w:ascii="Arial" w:hAnsi="Arial" w:cs="Arial"/>
+          <w:sz w:val="18"/>
+          <w:szCs w:val="18"/>
+        </w:rPr>
+        <w:t xml:space="preserve"> DEL</w:t>
       </w:r>
       <w:r>
         <w:rPr>
@@ -1057,7 +1073,7 @@
           <w:sz w:val="18"/>
           <w:szCs w:val="18"/>
         </w:rPr>
-        <w:t>US$«PRECIO» («PRECIO_TEXTO» Y «PRECIO_DECIMAL»/100 DOLARES AMERICANOS)</w:t>
+        <w:t>US$«PRECIO» («PRECIO_TEXTO»)</w:t>
       </w:r>
       <w:r>
         <w:rPr>
@@ -1146,16 +1162,16 @@
           <w:sz w:val="18"/>
           <w:szCs w:val="18"/>
         </w:rPr>
-        <w:t xml:space="preserve">S/«SEP_SOLES» («SEP_SOLES_TEXTO» Y «SEP_SOLES_DECIMAL»/100 SOLES) QUE AL TIPO DE CAMBIO DE S/ «TIPO_CAMBIO» («TC_TEXTO» Y «TC_DECIMAL»/100 SOLES) EQUIVALE A </w:t>
-      </w:r>
-      <w:r>
-        <w:rPr>
-          <w:rFonts w:ascii="Arial" w:hAnsi="Arial" w:cs="Arial"/>
-          <w:b/>
-          <w:sz w:val="18"/>
-          <w:szCs w:val="18"/>
-        </w:rPr>
-        <w:t>US$«SEP» («SEP_TEXTO» Y «SEP_DECIMAL»/100 DOLARES AMERICANOS</w:t>
+        <w:t xml:space="preserve">S/«SEP_SOLES» («SEP_SOLES_TEXTO») QUE AL TIPO DE CAMBIO DE S/ «TIPO_CAMBIO» («TC_TEXTO») EQUIVALE A </w:t>
+      </w:r>
+      <w:r>
+        <w:rPr>
+          <w:rFonts w:ascii="Arial" w:hAnsi="Arial" w:cs="Arial"/>
+          <w:b/>
+          <w:sz w:val="18"/>
+          <w:szCs w:val="18"/>
+        </w:rPr>
+        <w:t>US$«SEP» («SEP_TEXTO»</w:t>
       </w:r>
       <w:r>
         <w:rPr>
@@ -1203,7 +1219,7 @@
           <w:sz w:val="18"/>
           <w:szCs w:val="18"/>
         </w:rPr>
-        <w:t>US$«PAGO» («PAGO_TEXTO» Y «PAGO_DECIMAL»/100 DOLARES AMERICANOS)</w:t>
+        <w:t>US$«PAGO» («PAGO_TEXTO»)</w:t>
       </w:r>
       <w:r>
         <w:rPr>
@@ -1664,7 +1680,6 @@
           <w:sz w:val="18"/>
           <w:szCs w:val="18"/>
         </w:rPr>
-        <w:lastRenderedPageBreak/>
         <w:t xml:space="preserve">- CONSTRUCCIÓN DE </w:t>
       </w:r>
       <w:r>
@@ -1725,6 +1740,7 @@
           <w:sz w:val="18"/>
           <w:szCs w:val="18"/>
         </w:rPr>
+        <w:lastRenderedPageBreak/>
         <w:t xml:space="preserve">- COLOCACION Y HABILITACION DE POSTES DE ALUMBRADO PUBLICO. </w:t>
       </w:r>
     </w:p>
@@ -2672,7 +2688,6 @@
           <w:sz w:val="18"/>
           <w:szCs w:val="18"/>
         </w:rPr>
-        <w:lastRenderedPageBreak/>
         <w:t>10</w:t>
       </w:r>
       <w:r>
@@ -2741,6 +2756,7 @@
           <w:sz w:val="18"/>
           <w:szCs w:val="18"/>
         </w:rPr>
+        <w:lastRenderedPageBreak/>
         <w:t>10</w:t>
       </w:r>
       <w:r>
